--- a/docs/RFLUASETUP-0.6.33-한국어-사용자-매뉴얼.docx
+++ b/docs/RFLUASETUP-0.6.33-한국어-사용자-매뉴얼.docx
@@ -113,11 +113,6 @@
       </w:pPr>
       <w:r>
         <w:t>문서 기준: RFLUASETUP 0.6.33 / Rotorflight Configurator 2.3.0 및 Rotorflight Firmware 4.6.x 계열</w:t>
-      </w:r>
-    </w:p>
-    <w:p>
-      <w:r>
-        <w:br w:type="page"/>
       </w:r>
     </w:p>
     <w:p>
@@ -264,9 +259,9 @@
             <w:shd w:fill="244A64"/>
             <w:vAlign w:val="center"/>
             <w:tcMar>
-              <w:top w:w="90" w:type="dxa"/>
+              <w:top w:w="55" w:type="dxa"/>
               <w:start w:w="100" w:type="dxa"/>
-              <w:bottom w:w="90" w:type="dxa"/>
+              <w:bottom w:w="55" w:type="dxa"/>
               <w:end w:w="100" w:type="dxa"/>
             </w:tcMar>
           </w:tcPr>
@@ -275,7 +270,7 @@
               <w:rPr>
                 <w:b/>
                 <w:color w:val="FFFFFF"/>
-                <w:sz w:val="17"/>
+                <w:sz w:val="16"/>
               </w:rPr>
               <w:t>항목</w:t>
             </w:r>
@@ -287,9 +282,9 @@
             <w:shd w:fill="244A64"/>
             <w:vAlign w:val="center"/>
             <w:tcMar>
-              <w:top w:w="90" w:type="dxa"/>
+              <w:top w:w="55" w:type="dxa"/>
               <w:start w:w="100" w:type="dxa"/>
-              <w:bottom w:w="90" w:type="dxa"/>
+              <w:bottom w:w="55" w:type="dxa"/>
               <w:end w:w="100" w:type="dxa"/>
             </w:tcMar>
           </w:tcPr>
@@ -298,7 +293,7 @@
               <w:rPr>
                 <w:b/>
                 <w:color w:val="FFFFFF"/>
-                <w:sz w:val="17"/>
+                <w:sz w:val="16"/>
               </w:rPr>
               <w:t>권장 조건</w:t>
             </w:r>
@@ -312,16 +307,16 @@
             <w:vAlign w:val="center"/>
             <w:shd w:fill="FFFFFF"/>
             <w:tcMar>
-              <w:top w:w="90" w:type="dxa"/>
+              <w:top w:w="55" w:type="dxa"/>
               <w:start w:w="100" w:type="dxa"/>
-              <w:bottom w:w="90" w:type="dxa"/>
+              <w:bottom w:w="55" w:type="dxa"/>
               <w:end w:w="100" w:type="dxa"/>
             </w:tcMar>
           </w:tcPr>
           <w:p>
             <w:r>
               <w:rPr>
-                <w:sz w:val="17"/>
+                <w:sz w:val="16"/>
               </w:rPr>
               <w:t>조종기</w:t>
             </w:r>
@@ -333,16 +328,16 @@
             <w:vAlign w:val="center"/>
             <w:shd w:fill="FFFFFF"/>
             <w:tcMar>
-              <w:top w:w="90" w:type="dxa"/>
+              <w:top w:w="55" w:type="dxa"/>
               <w:start w:w="100" w:type="dxa"/>
-              <w:bottom w:w="90" w:type="dxa"/>
+              <w:bottom w:w="55" w:type="dxa"/>
               <w:end w:w="100" w:type="dxa"/>
             </w:tcMar>
           </w:tcPr>
           <w:p>
             <w:r>
               <w:rPr>
-                <w:sz w:val="17"/>
+                <w:sz w:val="16"/>
               </w:rPr>
               <w:t>현재 검증 대상은 RadioMaster TX16S MK3와 해당 기기에서 사용하는 EdgeTX 환경만 해당</w:t>
             </w:r>
@@ -356,16 +351,16 @@
             <w:vAlign w:val="center"/>
             <w:shd w:fill="F2F7FA"/>
             <w:tcMar>
-              <w:top w:w="90" w:type="dxa"/>
+              <w:top w:w="55" w:type="dxa"/>
               <w:start w:w="100" w:type="dxa"/>
-              <w:bottom w:w="90" w:type="dxa"/>
+              <w:bottom w:w="55" w:type="dxa"/>
               <w:end w:w="100" w:type="dxa"/>
             </w:tcMar>
           </w:tcPr>
           <w:p>
             <w:r>
               <w:rPr>
-                <w:sz w:val="17"/>
+                <w:sz w:val="16"/>
               </w:rPr>
               <w:t>FC</w:t>
             </w:r>
@@ -377,16 +372,16 @@
             <w:vAlign w:val="center"/>
             <w:shd w:fill="F2F7FA"/>
             <w:tcMar>
-              <w:top w:w="90" w:type="dxa"/>
+              <w:top w:w="55" w:type="dxa"/>
               <w:start w:w="100" w:type="dxa"/>
-              <w:bottom w:w="90" w:type="dxa"/>
+              <w:bottom w:w="55" w:type="dxa"/>
               <w:end w:w="100" w:type="dxa"/>
             </w:tcMar>
           </w:tcPr>
           <w:p>
             <w:r>
               <w:rPr>
-                <w:sz w:val="17"/>
+                <w:sz w:val="16"/>
               </w:rPr>
               <w:t>현재 검증 대상은 NEXUS Gyro와 현재 사용 중인 Rotorflight 4.6.x 펌웨어 조합만 해당</w:t>
             </w:r>
@@ -400,16 +395,16 @@
             <w:vAlign w:val="center"/>
             <w:shd w:fill="FFFFFF"/>
             <w:tcMar>
-              <w:top w:w="90" w:type="dxa"/>
+              <w:top w:w="55" w:type="dxa"/>
               <w:start w:w="100" w:type="dxa"/>
-              <w:bottom w:w="90" w:type="dxa"/>
+              <w:bottom w:w="55" w:type="dxa"/>
               <w:end w:w="100" w:type="dxa"/>
             </w:tcMar>
           </w:tcPr>
           <w:p>
             <w:r>
               <w:rPr>
-                <w:sz w:val="17"/>
+                <w:sz w:val="16"/>
               </w:rPr>
               <w:t>PC 기준</w:t>
             </w:r>
@@ -421,16 +416,16 @@
             <w:vAlign w:val="center"/>
             <w:shd w:fill="FFFFFF"/>
             <w:tcMar>
-              <w:top w:w="90" w:type="dxa"/>
+              <w:top w:w="55" w:type="dxa"/>
               <w:start w:w="100" w:type="dxa"/>
-              <w:bottom w:w="90" w:type="dxa"/>
+              <w:bottom w:w="55" w:type="dxa"/>
               <w:end w:w="100" w:type="dxa"/>
             </w:tcMar>
           </w:tcPr>
           <w:p>
             <w:r>
               <w:rPr>
-                <w:sz w:val="17"/>
+                <w:sz w:val="16"/>
               </w:rPr>
               <w:t>Rotorflight Configurator 2.3.0</w:t>
             </w:r>
@@ -444,16 +439,16 @@
             <w:vAlign w:val="center"/>
             <w:shd w:fill="F2F7FA"/>
             <w:tcMar>
-              <w:top w:w="90" w:type="dxa"/>
+              <w:top w:w="55" w:type="dxa"/>
               <w:start w:w="100" w:type="dxa"/>
-              <w:bottom w:w="90" w:type="dxa"/>
+              <w:bottom w:w="55" w:type="dxa"/>
               <w:end w:w="100" w:type="dxa"/>
             </w:tcMar>
           </w:tcPr>
           <w:p>
             <w:r>
               <w:rPr>
-                <w:sz w:val="17"/>
+                <w:sz w:val="16"/>
               </w:rPr>
               <w:t>통신</w:t>
             </w:r>
@@ -465,16 +460,16 @@
             <w:vAlign w:val="center"/>
             <w:shd w:fill="F2F7FA"/>
             <w:tcMar>
-              <w:top w:w="90" w:type="dxa"/>
+              <w:top w:w="55" w:type="dxa"/>
               <w:start w:w="100" w:type="dxa"/>
-              <w:bottom w:w="90" w:type="dxa"/>
+              <w:bottom w:w="55" w:type="dxa"/>
               <w:end w:w="100" w:type="dxa"/>
             </w:tcMar>
           </w:tcPr>
           <w:p>
             <w:r>
               <w:rPr>
-                <w:sz w:val="17"/>
+                <w:sz w:val="16"/>
               </w:rPr>
               <w:t>CRSF 또는 지원되는 텔레메트리 MSP 연결</w:t>
             </w:r>
@@ -488,16 +483,16 @@
             <w:vAlign w:val="center"/>
             <w:shd w:fill="FFFFFF"/>
             <w:tcMar>
-              <w:top w:w="90" w:type="dxa"/>
+              <w:top w:w="55" w:type="dxa"/>
               <w:start w:w="100" w:type="dxa"/>
-              <w:bottom w:w="90" w:type="dxa"/>
+              <w:bottom w:w="55" w:type="dxa"/>
               <w:end w:w="100" w:type="dxa"/>
             </w:tcMar>
           </w:tcPr>
           <w:p>
             <w:r>
               <w:rPr>
-                <w:sz w:val="17"/>
+                <w:sz w:val="16"/>
               </w:rPr>
               <w:t>설치 폴더</w:t>
             </w:r>
@@ -509,16 +504,16 @@
             <w:vAlign w:val="center"/>
             <w:shd w:fill="FFFFFF"/>
             <w:tcMar>
-              <w:top w:w="90" w:type="dxa"/>
+              <w:top w:w="55" w:type="dxa"/>
               <w:start w:w="100" w:type="dxa"/>
-              <w:bottom w:w="90" w:type="dxa"/>
+              <w:bottom w:w="55" w:type="dxa"/>
               <w:end w:w="100" w:type="dxa"/>
             </w:tcMar>
           </w:tcPr>
           <w:p>
             <w:r>
               <w:rPr>
-                <w:sz w:val="17"/>
+                <w:sz w:val="16"/>
               </w:rPr>
               <w:t>SD 카드 /SCRIPTS/RFLUASETUP</w:t>
             </w:r>
@@ -532,16 +527,16 @@
             <w:vAlign w:val="center"/>
             <w:shd w:fill="F2F7FA"/>
             <w:tcMar>
-              <w:top w:w="90" w:type="dxa"/>
+              <w:top w:w="55" w:type="dxa"/>
               <w:start w:w="100" w:type="dxa"/>
-              <w:bottom w:w="90" w:type="dxa"/>
+              <w:bottom w:w="55" w:type="dxa"/>
               <w:end w:w="100" w:type="dxa"/>
             </w:tcMar>
           </w:tcPr>
           <w:p>
             <w:r>
               <w:rPr>
-                <w:sz w:val="17"/>
+                <w:sz w:val="16"/>
               </w:rPr>
               <w:t>기타 기기</w:t>
             </w:r>
@@ -553,16 +548,16 @@
             <w:vAlign w:val="center"/>
             <w:shd w:fill="F2F7FA"/>
             <w:tcMar>
-              <w:top w:w="90" w:type="dxa"/>
+              <w:top w:w="55" w:type="dxa"/>
               <w:start w:w="100" w:type="dxa"/>
-              <w:bottom w:w="90" w:type="dxa"/>
+              <w:bottom w:w="55" w:type="dxa"/>
               <w:end w:w="100" w:type="dxa"/>
             </w:tcMar>
           </w:tcPr>
           <w:p>
             <w:r>
               <w:rPr>
-                <w:sz w:val="17"/>
+                <w:sz w:val="16"/>
               </w:rPr>
               <w:t>다른 조종기, 화면 해상도, FC와 펌웨어에서는 동작을 보장하지 않음</w:t>
             </w:r>
@@ -570,16 +565,6 @@
         </w:tc>
       </w:tr>
     </w:tbl>
-    <w:p>
-      <w:pPr>
-        <w:spacing w:after="20"/>
-      </w:pPr>
-    </w:p>
-    <w:p>
-      <w:r>
-        <w:br w:type="page"/>
-      </w:r>
-    </w:p>
     <w:p>
       <w:pPr>
         <w:pStyle w:val="Heading1"/>
@@ -758,9 +743,9 @@
             <w:shd w:fill="244A64"/>
             <w:vAlign w:val="center"/>
             <w:tcMar>
-              <w:top w:w="90" w:type="dxa"/>
+              <w:top w:w="55" w:type="dxa"/>
               <w:start w:w="100" w:type="dxa"/>
-              <w:bottom w:w="90" w:type="dxa"/>
+              <w:bottom w:w="55" w:type="dxa"/>
               <w:end w:w="100" w:type="dxa"/>
             </w:tcMar>
           </w:tcPr>
@@ -769,7 +754,7 @@
               <w:rPr>
                 <w:b/>
                 <w:color w:val="FFFFFF"/>
-                <w:sz w:val="17"/>
+                <w:sz w:val="16"/>
               </w:rPr>
               <w:t>확인 위치</w:t>
             </w:r>
@@ -781,9 +766,9 @@
             <w:shd w:fill="244A64"/>
             <w:vAlign w:val="center"/>
             <w:tcMar>
-              <w:top w:w="90" w:type="dxa"/>
+              <w:top w:w="55" w:type="dxa"/>
               <w:start w:w="100" w:type="dxa"/>
-              <w:bottom w:w="90" w:type="dxa"/>
+              <w:bottom w:w="55" w:type="dxa"/>
               <w:end w:w="100" w:type="dxa"/>
             </w:tcMar>
           </w:tcPr>
@@ -792,7 +777,7 @@
               <w:rPr>
                 <w:b/>
                 <w:color w:val="FFFFFF"/>
-                <w:sz w:val="17"/>
+                <w:sz w:val="16"/>
               </w:rPr>
               <w:t>정상 표시</w:t>
             </w:r>
@@ -806,16 +791,16 @@
             <w:vAlign w:val="center"/>
             <w:shd w:fill="FFFFFF"/>
             <w:tcMar>
-              <w:top w:w="90" w:type="dxa"/>
+              <w:top w:w="55" w:type="dxa"/>
               <w:start w:w="100" w:type="dxa"/>
-              <w:bottom w:w="90" w:type="dxa"/>
+              <w:bottom w:w="55" w:type="dxa"/>
               <w:end w:w="100" w:type="dxa"/>
             </w:tcMar>
           </w:tcPr>
           <w:p>
             <w:r>
               <w:rPr>
-                <w:sz w:val="17"/>
+                <w:sz w:val="16"/>
               </w:rPr>
               <w:t>메인 화면 하단</w:t>
             </w:r>
@@ -827,16 +812,16 @@
             <w:vAlign w:val="center"/>
             <w:shd w:fill="FFFFFF"/>
             <w:tcMar>
-              <w:top w:w="90" w:type="dxa"/>
+              <w:top w:w="55" w:type="dxa"/>
               <w:start w:w="100" w:type="dxa"/>
-              <w:bottom w:w="90" w:type="dxa"/>
+              <w:bottom w:w="55" w:type="dxa"/>
               <w:end w:w="100" w:type="dxa"/>
             </w:tcMar>
           </w:tcPr>
           <w:p>
             <w:r>
               <w:rPr>
-                <w:sz w:val="17"/>
+                <w:sz w:val="16"/>
               </w:rPr>
               <w:t>v0.6.33 BETA 및 BLADE PARK</w:t>
             </w:r>
@@ -850,16 +835,16 @@
             <w:vAlign w:val="center"/>
             <w:shd w:fill="F2F7FA"/>
             <w:tcMar>
-              <w:top w:w="90" w:type="dxa"/>
+              <w:top w:w="55" w:type="dxa"/>
               <w:start w:w="100" w:type="dxa"/>
-              <w:bottom w:w="90" w:type="dxa"/>
+              <w:bottom w:w="55" w:type="dxa"/>
               <w:end w:w="100" w:type="dxa"/>
             </w:tcMar>
           </w:tcPr>
           <w:p>
             <w:r>
               <w:rPr>
-                <w:sz w:val="17"/>
+                <w:sz w:val="16"/>
               </w:rPr>
               <w:t>상단 연결 상태</w:t>
             </w:r>
@@ -871,16 +856,16 @@
             <w:vAlign w:val="center"/>
             <w:shd w:fill="F2F7FA"/>
             <w:tcMar>
-              <w:top w:w="90" w:type="dxa"/>
+              <w:top w:w="55" w:type="dxa"/>
               <w:start w:w="100" w:type="dxa"/>
-              <w:bottom w:w="90" w:type="dxa"/>
+              <w:bottom w:w="55" w:type="dxa"/>
               <w:end w:w="100" w:type="dxa"/>
             </w:tcMar>
           </w:tcPr>
           <w:p>
             <w:r>
               <w:rPr>
-                <w:sz w:val="17"/>
+                <w:sz w:val="16"/>
               </w:rPr>
               <w:t>FC LINK</w:t>
             </w:r>
@@ -894,16 +879,16 @@
             <w:vAlign w:val="center"/>
             <w:shd w:fill="FFFFFF"/>
             <w:tcMar>
-              <w:top w:w="90" w:type="dxa"/>
+              <w:top w:w="55" w:type="dxa"/>
               <w:start w:w="100" w:type="dxa"/>
-              <w:bottom w:w="90" w:type="dxa"/>
+              <w:bottom w:w="55" w:type="dxa"/>
               <w:end w:w="100" w:type="dxa"/>
             </w:tcMar>
           </w:tcPr>
           <w:p>
             <w:r>
               <w:rPr>
-                <w:sz w:val="17"/>
+                <w:sz w:val="16"/>
               </w:rPr>
               <w:t>저장 모드</w:t>
             </w:r>
@@ -915,16 +900,16 @@
             <w:vAlign w:val="center"/>
             <w:shd w:fill="FFFFFF"/>
             <w:tcMar>
-              <w:top w:w="90" w:type="dxa"/>
+              <w:top w:w="55" w:type="dxa"/>
               <w:start w:w="100" w:type="dxa"/>
-              <w:bottom w:w="90" w:type="dxa"/>
+              <w:bottom w:w="55" w:type="dxa"/>
               <w:end w:w="100" w:type="dxa"/>
             </w:tcMar>
           </w:tcPr>
           <w:p>
             <w:r>
               <w:rPr>
-                <w:sz w:val="17"/>
+                <w:sz w:val="16"/>
               </w:rPr>
               <w:t>MANUAL 또는 AUTO</w:t>
             </w:r>
@@ -938,16 +923,16 @@
             <w:vAlign w:val="center"/>
             <w:shd w:fill="F2F7FA"/>
             <w:tcMar>
-              <w:top w:w="90" w:type="dxa"/>
+              <w:top w:w="55" w:type="dxa"/>
               <w:start w:w="100" w:type="dxa"/>
-              <w:bottom w:w="90" w:type="dxa"/>
+              <w:bottom w:w="55" w:type="dxa"/>
               <w:end w:w="100" w:type="dxa"/>
             </w:tcMar>
           </w:tcPr>
           <w:p>
             <w:r>
               <w:rPr>
-                <w:sz w:val="17"/>
+                <w:sz w:val="16"/>
               </w:rPr>
               <w:t>Full Setup</w:t>
             </w:r>
@@ -959,16 +944,16 @@
             <w:vAlign w:val="center"/>
             <w:shd w:fill="F2F7FA"/>
             <w:tcMar>
-              <w:top w:w="90" w:type="dxa"/>
+              <w:top w:w="55" w:type="dxa"/>
               <w:start w:w="100" w:type="dxa"/>
-              <w:bottom w:w="90" w:type="dxa"/>
+              <w:bottom w:w="55" w:type="dxa"/>
               <w:end w:w="100" w:type="dxa"/>
             </w:tcMar>
           </w:tcPr>
           <w:p>
             <w:r>
               <w:rPr>
-                <w:sz w:val="17"/>
+                <w:sz w:val="16"/>
               </w:rPr>
               <w:t>4열 카드형 메뉴와 오른쪽 스크롤 표시</w:t>
             </w:r>
@@ -982,16 +967,16 @@
             <w:vAlign w:val="center"/>
             <w:shd w:fill="FFFFFF"/>
             <w:tcMar>
-              <w:top w:w="90" w:type="dxa"/>
+              <w:top w:w="55" w:type="dxa"/>
               <w:start w:w="100" w:type="dxa"/>
-              <w:bottom w:w="90" w:type="dxa"/>
+              <w:bottom w:w="55" w:type="dxa"/>
               <w:end w:w="100" w:type="dxa"/>
             </w:tcMar>
           </w:tcPr>
           <w:p>
             <w:r>
               <w:rPr>
-                <w:sz w:val="17"/>
+                <w:sz w:val="16"/>
               </w:rPr>
               <w:t>Adjustments</w:t>
             </w:r>
@@ -1003,16 +988,16 @@
             <w:vAlign w:val="center"/>
             <w:shd w:fill="FFFFFF"/>
             <w:tcMar>
-              <w:top w:w="90" w:type="dxa"/>
+              <w:top w:w="55" w:type="dxa"/>
               <w:start w:w="100" w:type="dxa"/>
-              <w:bottom w:w="90" w:type="dxa"/>
+              <w:bottom w:w="55" w:type="dxa"/>
               <w:end w:w="100" w:type="dxa"/>
             </w:tcMar>
           </w:tcPr>
           <w:p>
             <w:r>
               <w:rPr>
-                <w:sz w:val="17"/>
+                <w:sz w:val="16"/>
               </w:rPr>
               <w:t>슬롯을 순서대로 읽고 AUX 1에서 AUX 16 범위로 표시</w:t>
             </w:r>
@@ -1020,16 +1005,6 @@
         </w:tc>
       </w:tr>
     </w:tbl>
-    <w:p>
-      <w:pPr>
-        <w:spacing w:after="20"/>
-      </w:pPr>
-    </w:p>
-    <w:p>
-      <w:r>
-        <w:br w:type="page"/>
-      </w:r>
-    </w:p>
     <w:p>
       <w:pPr>
         <w:pStyle w:val="Heading1"/>
@@ -1085,9 +1060,9 @@
             <w:shd w:fill="244A64"/>
             <w:vAlign w:val="center"/>
             <w:tcMar>
-              <w:top w:w="90" w:type="dxa"/>
+              <w:top w:w="55" w:type="dxa"/>
               <w:start w:w="100" w:type="dxa"/>
-              <w:bottom w:w="90" w:type="dxa"/>
+              <w:bottom w:w="55" w:type="dxa"/>
               <w:end w:w="100" w:type="dxa"/>
             </w:tcMar>
           </w:tcPr>
@@ -1096,7 +1071,7 @@
               <w:rPr>
                 <w:b/>
                 <w:color w:val="FFFFFF"/>
-                <w:sz w:val="17"/>
+                <w:sz w:val="16"/>
               </w:rPr>
               <w:t>조작</w:t>
             </w:r>
@@ -1108,9 +1083,9 @@
             <w:shd w:fill="244A64"/>
             <w:vAlign w:val="center"/>
             <w:tcMar>
-              <w:top w:w="90" w:type="dxa"/>
+              <w:top w:w="55" w:type="dxa"/>
               <w:start w:w="100" w:type="dxa"/>
-              <w:bottom w:w="90" w:type="dxa"/>
+              <w:bottom w:w="55" w:type="dxa"/>
               <w:end w:w="100" w:type="dxa"/>
             </w:tcMar>
           </w:tcPr>
@@ -1119,7 +1094,7 @@
               <w:rPr>
                 <w:b/>
                 <w:color w:val="FFFFFF"/>
-                <w:sz w:val="17"/>
+                <w:sz w:val="16"/>
               </w:rPr>
               <w:t>기능</w:t>
             </w:r>
@@ -1133,16 +1108,16 @@
             <w:vAlign w:val="center"/>
             <w:shd w:fill="FFFFFF"/>
             <w:tcMar>
-              <w:top w:w="90" w:type="dxa"/>
+              <w:top w:w="55" w:type="dxa"/>
               <w:start w:w="100" w:type="dxa"/>
-              <w:bottom w:w="90" w:type="dxa"/>
+              <w:bottom w:w="55" w:type="dxa"/>
               <w:end w:w="100" w:type="dxa"/>
             </w:tcMar>
           </w:tcPr>
           <w:p>
             <w:r>
               <w:rPr>
-                <w:sz w:val="17"/>
+                <w:sz w:val="16"/>
               </w:rPr>
               <w:t>화면 터치</w:t>
             </w:r>
@@ -1154,16 +1129,16 @@
             <w:vAlign w:val="center"/>
             <w:shd w:fill="FFFFFF"/>
             <w:tcMar>
-              <w:top w:w="90" w:type="dxa"/>
+              <w:top w:w="55" w:type="dxa"/>
               <w:start w:w="100" w:type="dxa"/>
-              <w:bottom w:w="90" w:type="dxa"/>
+              <w:bottom w:w="55" w:type="dxa"/>
               <w:end w:w="100" w:type="dxa"/>
             </w:tcMar>
           </w:tcPr>
           <w:p>
             <w:r>
               <w:rPr>
-                <w:sz w:val="17"/>
+                <w:sz w:val="16"/>
               </w:rPr>
               <w:t>버튼 선택, 항목 열기, 슬라이더 이동, 숫자 키패드 열기</w:t>
             </w:r>
@@ -1177,16 +1152,16 @@
             <w:vAlign w:val="center"/>
             <w:shd w:fill="F2F7FA"/>
             <w:tcMar>
-              <w:top w:w="90" w:type="dxa"/>
+              <w:top w:w="55" w:type="dxa"/>
               <w:start w:w="100" w:type="dxa"/>
-              <w:bottom w:w="90" w:type="dxa"/>
+              <w:bottom w:w="55" w:type="dxa"/>
               <w:end w:w="100" w:type="dxa"/>
             </w:tcMar>
           </w:tcPr>
           <w:p>
             <w:r>
               <w:rPr>
-                <w:sz w:val="17"/>
+                <w:sz w:val="16"/>
               </w:rPr>
               <w:t>다이얼 회전</w:t>
             </w:r>
@@ -1198,16 +1173,16 @@
             <w:vAlign w:val="center"/>
             <w:shd w:fill="F2F7FA"/>
             <w:tcMar>
-              <w:top w:w="90" w:type="dxa"/>
+              <w:top w:w="55" w:type="dxa"/>
               <w:start w:w="100" w:type="dxa"/>
-              <w:bottom w:w="90" w:type="dxa"/>
+              <w:bottom w:w="55" w:type="dxa"/>
               <w:end w:w="100" w:type="dxa"/>
             </w:tcMar>
           </w:tcPr>
           <w:p>
             <w:r>
               <w:rPr>
-                <w:sz w:val="17"/>
+                <w:sz w:val="16"/>
               </w:rPr>
               <w:t>메뉴 또는 항목 이동</w:t>
             </w:r>
@@ -1221,16 +1196,16 @@
             <w:vAlign w:val="center"/>
             <w:shd w:fill="FFFFFF"/>
             <w:tcMar>
-              <w:top w:w="90" w:type="dxa"/>
+              <w:top w:w="55" w:type="dxa"/>
               <w:start w:w="100" w:type="dxa"/>
-              <w:bottom w:w="90" w:type="dxa"/>
+              <w:bottom w:w="55" w:type="dxa"/>
               <w:end w:w="100" w:type="dxa"/>
             </w:tcMar>
           </w:tcPr>
           <w:p>
             <w:r>
               <w:rPr>
-                <w:sz w:val="17"/>
+                <w:sz w:val="16"/>
               </w:rPr>
               <w:t>다이얼 ENTER</w:t>
             </w:r>
@@ -1242,16 +1217,16 @@
             <w:vAlign w:val="center"/>
             <w:shd w:fill="FFFFFF"/>
             <w:tcMar>
-              <w:top w:w="90" w:type="dxa"/>
+              <w:top w:w="55" w:type="dxa"/>
               <w:start w:w="100" w:type="dxa"/>
-              <w:bottom w:w="90" w:type="dxa"/>
+              <w:bottom w:w="55" w:type="dxa"/>
               <w:end w:w="100" w:type="dxa"/>
             </w:tcMar>
           </w:tcPr>
           <w:p>
             <w:r>
               <w:rPr>
-                <w:sz w:val="17"/>
+                <w:sz w:val="16"/>
               </w:rPr>
               <w:t>선택 항목 열기. 숫자는 키패드 또는 숫자 편집 화면으로 이동</w:t>
             </w:r>
@@ -1265,16 +1240,16 @@
             <w:vAlign w:val="center"/>
             <w:shd w:fill="F2F7FA"/>
             <w:tcMar>
-              <w:top w:w="90" w:type="dxa"/>
+              <w:top w:w="55" w:type="dxa"/>
               <w:start w:w="100" w:type="dxa"/>
-              <w:bottom w:w="90" w:type="dxa"/>
+              <w:bottom w:w="55" w:type="dxa"/>
               <w:end w:w="100" w:type="dxa"/>
             </w:tcMar>
           </w:tcPr>
           <w:p>
             <w:r>
               <w:rPr>
-                <w:sz w:val="17"/>
+                <w:sz w:val="16"/>
               </w:rPr>
               <w:t>RTN</w:t>
             </w:r>
@@ -1286,16 +1261,16 @@
             <w:vAlign w:val="center"/>
             <w:shd w:fill="F2F7FA"/>
             <w:tcMar>
-              <w:top w:w="90" w:type="dxa"/>
+              <w:top w:w="55" w:type="dxa"/>
               <w:start w:w="100" w:type="dxa"/>
-              <w:bottom w:w="90" w:type="dxa"/>
+              <w:bottom w:w="55" w:type="dxa"/>
               <w:end w:w="100" w:type="dxa"/>
             </w:tcMar>
           </w:tcPr>
           <w:p>
             <w:r>
               <w:rPr>
-                <w:sz w:val="17"/>
+                <w:sz w:val="16"/>
               </w:rPr>
               <w:t>현재 창을 닫고 바로 이전 단계로 이동</w:t>
             </w:r>
@@ -1309,16 +1284,16 @@
             <w:vAlign w:val="center"/>
             <w:shd w:fill="FFFFFF"/>
             <w:tcMar>
-              <w:top w:w="90" w:type="dxa"/>
+              <w:top w:w="55" w:type="dxa"/>
               <w:start w:w="100" w:type="dxa"/>
-              <w:bottom w:w="90" w:type="dxa"/>
+              <w:bottom w:w="55" w:type="dxa"/>
               <w:end w:w="100" w:type="dxa"/>
             </w:tcMar>
           </w:tcPr>
           <w:p>
             <w:r>
               <w:rPr>
-                <w:sz w:val="17"/>
+                <w:sz w:val="16"/>
               </w:rPr>
               <w:t>오른쪽 스크롤</w:t>
             </w:r>
@@ -1330,16 +1305,16 @@
             <w:vAlign w:val="center"/>
             <w:shd w:fill="FFFFFF"/>
             <w:tcMar>
-              <w:top w:w="90" w:type="dxa"/>
+              <w:top w:w="55" w:type="dxa"/>
               <w:start w:w="100" w:type="dxa"/>
-              <w:bottom w:w="90" w:type="dxa"/>
+              <w:bottom w:w="55" w:type="dxa"/>
               <w:end w:w="100" w:type="dxa"/>
             </w:tcMar>
           </w:tcPr>
           <w:p>
             <w:r>
               <w:rPr>
-                <w:sz w:val="17"/>
+                <w:sz w:val="16"/>
               </w:rPr>
               <w:t>긴 메뉴에서 현재 위치를 표시하고 위아래로 이동</w:t>
             </w:r>
@@ -1347,11 +1322,6 @@
         </w:tc>
       </w:tr>
     </w:tbl>
-    <w:p>
-      <w:pPr>
-        <w:spacing w:after="20"/>
-      </w:pPr>
-    </w:p>
     <w:p>
       <w:pPr>
         <w:pStyle w:val="Heading2"/>
@@ -1376,11 +1346,6 @@
     <w:p>
       <w:r>
         <w:t>두 상태를 가진 항목은 ON과 OFF 버튼을 나란히 표시합니다. 파란색 또는 메뉴별 강조색으로 켜진 버튼이 현재 선택 상태입니다.</w:t>
-      </w:r>
-    </w:p>
-    <w:p>
-      <w:r>
-        <w:br w:type="page"/>
       </w:r>
     </w:p>
     <w:p>
@@ -1426,9 +1391,9 @@
             <w:shd w:fill="244A64"/>
             <w:vAlign w:val="center"/>
             <w:tcMar>
-              <w:top w:w="90" w:type="dxa"/>
+              <w:top w:w="55" w:type="dxa"/>
               <w:start w:w="100" w:type="dxa"/>
-              <w:bottom w:w="90" w:type="dxa"/>
+              <w:bottom w:w="55" w:type="dxa"/>
               <w:end w:w="100" w:type="dxa"/>
             </w:tcMar>
           </w:tcPr>
@@ -1437,7 +1402,7 @@
               <w:rPr>
                 <w:b/>
                 <w:color w:val="FFFFFF"/>
-                <w:sz w:val="17"/>
+                <w:sz w:val="16"/>
               </w:rPr>
               <w:t>저장 모드</w:t>
             </w:r>
@@ -1449,9 +1414,9 @@
             <w:shd w:fill="244A64"/>
             <w:vAlign w:val="center"/>
             <w:tcMar>
-              <w:top w:w="90" w:type="dxa"/>
+              <w:top w:w="55" w:type="dxa"/>
               <w:start w:w="100" w:type="dxa"/>
-              <w:bottom w:w="90" w:type="dxa"/>
+              <w:bottom w:w="55" w:type="dxa"/>
               <w:end w:w="100" w:type="dxa"/>
             </w:tcMar>
           </w:tcPr>
@@ -1460,7 +1425,7 @@
               <w:rPr>
                 <w:b/>
                 <w:color w:val="FFFFFF"/>
-                <w:sz w:val="17"/>
+                <w:sz w:val="16"/>
               </w:rPr>
               <w:t>동작</w:t>
             </w:r>
@@ -1472,9 +1437,9 @@
             <w:shd w:fill="244A64"/>
             <w:vAlign w:val="center"/>
             <w:tcMar>
-              <w:top w:w="90" w:type="dxa"/>
+              <w:top w:w="55" w:type="dxa"/>
               <w:start w:w="100" w:type="dxa"/>
-              <w:bottom w:w="90" w:type="dxa"/>
+              <w:bottom w:w="55" w:type="dxa"/>
               <w:end w:w="100" w:type="dxa"/>
             </w:tcMar>
           </w:tcPr>
@@ -1483,7 +1448,7 @@
               <w:rPr>
                 <w:b/>
                 <w:color w:val="FFFFFF"/>
-                <w:sz w:val="17"/>
+                <w:sz w:val="16"/>
               </w:rPr>
               <w:t>권장 상황</w:t>
             </w:r>
@@ -1497,16 +1462,16 @@
             <w:vAlign w:val="center"/>
             <w:shd w:fill="FFFFFF"/>
             <w:tcMar>
-              <w:top w:w="90" w:type="dxa"/>
+              <w:top w:w="55" w:type="dxa"/>
               <w:start w:w="100" w:type="dxa"/>
-              <w:bottom w:w="90" w:type="dxa"/>
+              <w:bottom w:w="55" w:type="dxa"/>
               <w:end w:w="100" w:type="dxa"/>
             </w:tcMar>
           </w:tcPr>
           <w:p>
             <w:r>
               <w:rPr>
-                <w:sz w:val="17"/>
+                <w:sz w:val="16"/>
               </w:rPr>
               <w:t>MANUAL</w:t>
             </w:r>
@@ -1518,16 +1483,16 @@
             <w:vAlign w:val="center"/>
             <w:shd w:fill="FFFFFF"/>
             <w:tcMar>
-              <w:top w:w="90" w:type="dxa"/>
+              <w:top w:w="55" w:type="dxa"/>
               <w:start w:w="100" w:type="dxa"/>
-              <w:bottom w:w="90" w:type="dxa"/>
+              <w:bottom w:w="55" w:type="dxa"/>
               <w:end w:w="100" w:type="dxa"/>
             </w:tcMar>
           </w:tcPr>
           <w:p>
             <w:r>
               <w:rPr>
-                <w:sz w:val="17"/>
+                <w:sz w:val="16"/>
               </w:rPr>
               <w:t>편집값을 화면에 보관하고 SAVE 또는 APPLY AND SAVE를 눌렀을 때 FC EEPROM에 저장</w:t>
             </w:r>
@@ -1539,16 +1504,16 @@
             <w:vAlign w:val="center"/>
             <w:shd w:fill="FFFFFF"/>
             <w:tcMar>
-              <w:top w:w="90" w:type="dxa"/>
+              <w:top w:w="55" w:type="dxa"/>
               <w:start w:w="100" w:type="dxa"/>
-              <w:bottom w:w="90" w:type="dxa"/>
+              <w:bottom w:w="55" w:type="dxa"/>
               <w:end w:w="100" w:type="dxa"/>
             </w:tcMar>
           </w:tcPr>
           <w:p>
             <w:r>
               <w:rPr>
-                <w:sz w:val="17"/>
+                <w:sz w:val="16"/>
               </w:rPr>
               <w:t>Modes, Adjustments, 여러 값을 함께 검토할 때</w:t>
             </w:r>
@@ -1562,16 +1527,16 @@
             <w:vAlign w:val="center"/>
             <w:shd w:fill="F2F7FA"/>
             <w:tcMar>
-              <w:top w:w="90" w:type="dxa"/>
+              <w:top w:w="55" w:type="dxa"/>
               <w:start w:w="100" w:type="dxa"/>
-              <w:bottom w:w="90" w:type="dxa"/>
+              <w:bottom w:w="55" w:type="dxa"/>
               <w:end w:w="100" w:type="dxa"/>
             </w:tcMar>
           </w:tcPr>
           <w:p>
             <w:r>
               <w:rPr>
-                <w:sz w:val="17"/>
+                <w:sz w:val="16"/>
               </w:rPr>
               <w:t>AUTO</w:t>
             </w:r>
@@ -1583,16 +1548,16 @@
             <w:vAlign w:val="center"/>
             <w:shd w:fill="F2F7FA"/>
             <w:tcMar>
-              <w:top w:w="90" w:type="dxa"/>
+              <w:top w:w="55" w:type="dxa"/>
               <w:start w:w="100" w:type="dxa"/>
-              <w:bottom w:w="90" w:type="dxa"/>
+              <w:bottom w:w="55" w:type="dxa"/>
               <w:end w:w="100" w:type="dxa"/>
             </w:tcMar>
           </w:tcPr>
           <w:p>
             <w:r>
               <w:rPr>
-                <w:sz w:val="17"/>
+                <w:sz w:val="16"/>
               </w:rPr>
               <w:t>지원되는 항목은 값을 바꾸면 FC에 즉시 전송하거나 자동 저장</w:t>
             </w:r>
@@ -1604,16 +1569,16 @@
             <w:vAlign w:val="center"/>
             <w:shd w:fill="F2F7FA"/>
             <w:tcMar>
-              <w:top w:w="90" w:type="dxa"/>
+              <w:top w:w="55" w:type="dxa"/>
               <w:start w:w="100" w:type="dxa"/>
-              <w:bottom w:w="90" w:type="dxa"/>
+              <w:bottom w:w="55" w:type="dxa"/>
               <w:end w:w="100" w:type="dxa"/>
             </w:tcMar>
           </w:tcPr>
           <w:p>
             <w:r>
               <w:rPr>
-                <w:sz w:val="17"/>
+                <w:sz w:val="16"/>
               </w:rPr>
               <w:t>현장에서 한두 값을 빠르게 조정할 때</w:t>
             </w:r>
@@ -1621,11 +1586,6 @@
         </w:tc>
       </w:tr>
     </w:tbl>
-    <w:p>
-      <w:pPr>
-        <w:spacing w:after="20"/>
-      </w:pPr>
-    </w:p>
     <w:p>
       <w:r>
         <w:t>메뉴마다 실시간 전송과 EEPROM 저장의 시점이 다를 수 있습니다. 화면에 LIVE ON FC NOT SAVED가 표시되면 현재 동작값은 FC에 전달됐지만 재부팅 후 유지되는 EEPROM 저장은 아직 완료되지 않았다는 뜻입니다.</w:t>
@@ -1706,9 +1666,9 @@
             <w:shd w:fill="244A64"/>
             <w:vAlign w:val="center"/>
             <w:tcMar>
-              <w:top w:w="90" w:type="dxa"/>
+              <w:top w:w="55" w:type="dxa"/>
               <w:start w:w="100" w:type="dxa"/>
-              <w:bottom w:w="90" w:type="dxa"/>
+              <w:bottom w:w="55" w:type="dxa"/>
               <w:end w:w="100" w:type="dxa"/>
             </w:tcMar>
           </w:tcPr>
@@ -1717,7 +1677,7 @@
               <w:rPr>
                 <w:b/>
                 <w:color w:val="FFFFFF"/>
-                <w:sz w:val="17"/>
+                <w:sz w:val="16"/>
               </w:rPr>
               <w:t>기능</w:t>
             </w:r>
@@ -1729,9 +1689,9 @@
             <w:shd w:fill="244A64"/>
             <w:vAlign w:val="center"/>
             <w:tcMar>
-              <w:top w:w="90" w:type="dxa"/>
+              <w:top w:w="55" w:type="dxa"/>
               <w:start w:w="100" w:type="dxa"/>
-              <w:bottom w:w="90" w:type="dxa"/>
+              <w:bottom w:w="55" w:type="dxa"/>
               <w:end w:w="100" w:type="dxa"/>
             </w:tcMar>
           </w:tcPr>
@@ -1740,7 +1700,7 @@
               <w:rPr>
                 <w:b/>
                 <w:color w:val="FFFFFF"/>
-                <w:sz w:val="17"/>
+                <w:sz w:val="16"/>
               </w:rPr>
               <w:t>위험</w:t>
             </w:r>
@@ -1752,9 +1712,9 @@
             <w:shd w:fill="244A64"/>
             <w:vAlign w:val="center"/>
             <w:tcMar>
-              <w:top w:w="90" w:type="dxa"/>
+              <w:top w:w="55" w:type="dxa"/>
               <w:start w:w="100" w:type="dxa"/>
-              <w:bottom w:w="90" w:type="dxa"/>
+              <w:bottom w:w="55" w:type="dxa"/>
               <w:end w:w="100" w:type="dxa"/>
             </w:tcMar>
           </w:tcPr>
@@ -1763,7 +1723,7 @@
               <w:rPr>
                 <w:b/>
                 <w:color w:val="FFFFFF"/>
-                <w:sz w:val="17"/>
+                <w:sz w:val="16"/>
               </w:rPr>
               <w:t>사용 원칙</w:t>
             </w:r>
@@ -1777,16 +1737,16 @@
             <w:vAlign w:val="center"/>
             <w:shd w:fill="FFFFFF"/>
             <w:tcMar>
-              <w:top w:w="90" w:type="dxa"/>
+              <w:top w:w="55" w:type="dxa"/>
               <w:start w:w="100" w:type="dxa"/>
-              <w:bottom w:w="90" w:type="dxa"/>
+              <w:bottom w:w="55" w:type="dxa"/>
               <w:end w:w="100" w:type="dxa"/>
             </w:tcMar>
           </w:tcPr>
           <w:p>
             <w:r>
               <w:rPr>
-                <w:sz w:val="17"/>
+                <w:sz w:val="16"/>
               </w:rPr>
               <w:t>Throttle Override</w:t>
             </w:r>
@@ -1798,16 +1758,16 @@
             <w:vAlign w:val="center"/>
             <w:shd w:fill="FFFFFF"/>
             <w:tcMar>
-              <w:top w:w="90" w:type="dxa"/>
+              <w:top w:w="55" w:type="dxa"/>
               <w:start w:w="100" w:type="dxa"/>
-              <w:bottom w:w="90" w:type="dxa"/>
+              <w:bottom w:w="55" w:type="dxa"/>
               <w:end w:w="100" w:type="dxa"/>
             </w:tcMar>
           </w:tcPr>
           <w:p>
             <w:r>
               <w:rPr>
-                <w:sz w:val="17"/>
+                <w:sz w:val="16"/>
               </w:rPr>
               <w:t>모터가 예고 없이 회전할 수 있음</w:t>
             </w:r>
@@ -1819,16 +1779,16 @@
             <w:vAlign w:val="center"/>
             <w:shd w:fill="FFFFFF"/>
             <w:tcMar>
-              <w:top w:w="90" w:type="dxa"/>
+              <w:top w:w="55" w:type="dxa"/>
               <w:start w:w="100" w:type="dxa"/>
-              <w:bottom w:w="90" w:type="dxa"/>
+              <w:bottom w:w="55" w:type="dxa"/>
               <w:end w:w="100" w:type="dxa"/>
             </w:tcMar>
           </w:tcPr>
           <w:p>
             <w:r>
               <w:rPr>
-                <w:sz w:val="17"/>
+                <w:sz w:val="16"/>
               </w:rPr>
               <w:t>블레이드 제거, 기체 고정, 별도 모터 전원 관리</w:t>
             </w:r>
@@ -1842,16 +1802,16 @@
             <w:vAlign w:val="center"/>
             <w:shd w:fill="F2F7FA"/>
             <w:tcMar>
-              <w:top w:w="90" w:type="dxa"/>
+              <w:top w:w="55" w:type="dxa"/>
               <w:start w:w="100" w:type="dxa"/>
-              <w:bottom w:w="90" w:type="dxa"/>
+              <w:bottom w:w="55" w:type="dxa"/>
               <w:end w:w="100" w:type="dxa"/>
             </w:tcMar>
           </w:tcPr>
           <w:p>
             <w:r>
               <w:rPr>
-                <w:sz w:val="17"/>
+                <w:sz w:val="16"/>
               </w:rPr>
               <w:t>Mixer Override</w:t>
             </w:r>
@@ -1863,16 +1823,16 @@
             <w:vAlign w:val="center"/>
             <w:shd w:fill="F2F7FA"/>
             <w:tcMar>
-              <w:top w:w="90" w:type="dxa"/>
+              <w:top w:w="55" w:type="dxa"/>
               <w:start w:w="100" w:type="dxa"/>
-              <w:bottom w:w="90" w:type="dxa"/>
+              <w:bottom w:w="55" w:type="dxa"/>
               <w:end w:w="100" w:type="dxa"/>
             </w:tcMar>
           </w:tcPr>
           <w:p>
             <w:r>
               <w:rPr>
-                <w:sz w:val="17"/>
+                <w:sz w:val="16"/>
               </w:rPr>
               <w:t>서보가 큰 범위로 움직일 수 있음</w:t>
             </w:r>
@@ -1884,16 +1844,16 @@
             <w:vAlign w:val="center"/>
             <w:shd w:fill="F2F7FA"/>
             <w:tcMar>
-              <w:top w:w="90" w:type="dxa"/>
+              <w:top w:w="55" w:type="dxa"/>
               <w:start w:w="100" w:type="dxa"/>
-              <w:bottom w:w="90" w:type="dxa"/>
+              <w:bottom w:w="55" w:type="dxa"/>
               <w:end w:w="100" w:type="dxa"/>
             </w:tcMar>
           </w:tcPr>
           <w:p>
             <w:r>
               <w:rPr>
-                <w:sz w:val="17"/>
+                <w:sz w:val="16"/>
               </w:rPr>
               <w:t>링크 간섭 확인, 낮은 값부터 조정</w:t>
             </w:r>
@@ -1907,16 +1867,16 @@
             <w:vAlign w:val="center"/>
             <w:shd w:fill="FFFFFF"/>
             <w:tcMar>
-              <w:top w:w="90" w:type="dxa"/>
+              <w:top w:w="55" w:type="dxa"/>
               <w:start w:w="100" w:type="dxa"/>
-              <w:bottom w:w="90" w:type="dxa"/>
+              <w:bottom w:w="55" w:type="dxa"/>
               <w:end w:w="100" w:type="dxa"/>
             </w:tcMar>
           </w:tcPr>
           <w:p>
             <w:r>
               <w:rPr>
-                <w:sz w:val="17"/>
+                <w:sz w:val="16"/>
               </w:rPr>
               <w:t>Serial Ports</w:t>
             </w:r>
@@ -1928,16 +1888,16 @@
             <w:vAlign w:val="center"/>
             <w:shd w:fill="FFFFFF"/>
             <w:tcMar>
-              <w:top w:w="90" w:type="dxa"/>
+              <w:top w:w="55" w:type="dxa"/>
               <w:start w:w="100" w:type="dxa"/>
-              <w:bottom w:w="90" w:type="dxa"/>
+              <w:bottom w:w="55" w:type="dxa"/>
               <w:end w:w="100" w:type="dxa"/>
             </w:tcMar>
           </w:tcPr>
           <w:p>
             <w:r>
               <w:rPr>
-                <w:sz w:val="17"/>
+                <w:sz w:val="16"/>
               </w:rPr>
               <w:t>통신 포트를 바꾸면 Lua와 FC 연결이 끊길 수 있음</w:t>
             </w:r>
@@ -1949,16 +1909,16 @@
             <w:vAlign w:val="center"/>
             <w:shd w:fill="FFFFFF"/>
             <w:tcMar>
-              <w:top w:w="90" w:type="dxa"/>
+              <w:top w:w="55" w:type="dxa"/>
               <w:start w:w="100" w:type="dxa"/>
-              <w:bottom w:w="90" w:type="dxa"/>
+              <w:bottom w:w="55" w:type="dxa"/>
               <w:end w:w="100" w:type="dxa"/>
             </w:tcMar>
           </w:tcPr>
           <w:p>
             <w:r>
               <w:rPr>
-                <w:sz w:val="17"/>
+                <w:sz w:val="16"/>
               </w:rPr>
               <w:t>현재 UART 역할을 기록한 뒤 변경</w:t>
             </w:r>
@@ -1972,16 +1932,16 @@
             <w:vAlign w:val="center"/>
             <w:shd w:fill="F2F7FA"/>
             <w:tcMar>
-              <w:top w:w="90" w:type="dxa"/>
+              <w:top w:w="55" w:type="dxa"/>
               <w:start w:w="100" w:type="dxa"/>
-              <w:bottom w:w="90" w:type="dxa"/>
+              <w:bottom w:w="55" w:type="dxa"/>
               <w:end w:w="100" w:type="dxa"/>
             </w:tcMar>
           </w:tcPr>
           <w:p>
             <w:r>
               <w:rPr>
-                <w:sz w:val="17"/>
+                <w:sz w:val="16"/>
               </w:rPr>
               <w:t>Receiver Protocol</w:t>
             </w:r>
@@ -1993,16 +1953,16 @@
             <w:vAlign w:val="center"/>
             <w:shd w:fill="F2F7FA"/>
             <w:tcMar>
-              <w:top w:w="90" w:type="dxa"/>
+              <w:top w:w="55" w:type="dxa"/>
               <w:start w:w="100" w:type="dxa"/>
-              <w:bottom w:w="90" w:type="dxa"/>
+              <w:bottom w:w="55" w:type="dxa"/>
               <w:end w:w="100" w:type="dxa"/>
             </w:tcMar>
           </w:tcPr>
           <w:p>
             <w:r>
               <w:rPr>
-                <w:sz w:val="17"/>
+                <w:sz w:val="16"/>
               </w:rPr>
               <w:t>잘못 바꾸면 수신기 연결이 끊길 수 있음</w:t>
             </w:r>
@@ -2014,16 +1974,16 @@
             <w:vAlign w:val="center"/>
             <w:shd w:fill="F2F7FA"/>
             <w:tcMar>
-              <w:top w:w="90" w:type="dxa"/>
+              <w:top w:w="55" w:type="dxa"/>
               <w:start w:w="100" w:type="dxa"/>
-              <w:bottom w:w="90" w:type="dxa"/>
+              <w:bottom w:w="55" w:type="dxa"/>
               <w:end w:w="100" w:type="dxa"/>
             </w:tcMar>
           </w:tcPr>
           <w:p>
             <w:r>
               <w:rPr>
-                <w:sz w:val="17"/>
+                <w:sz w:val="16"/>
               </w:rPr>
               <w:t>복구 가능한 USB Configurator 환경 확보</w:t>
             </w:r>
@@ -2037,16 +1997,16 @@
             <w:vAlign w:val="center"/>
             <w:shd w:fill="FFFFFF"/>
             <w:tcMar>
-              <w:top w:w="90" w:type="dxa"/>
+              <w:top w:w="55" w:type="dxa"/>
               <w:start w:w="100" w:type="dxa"/>
-              <w:bottom w:w="90" w:type="dxa"/>
+              <w:bottom w:w="55" w:type="dxa"/>
               <w:end w:w="100" w:type="dxa"/>
             </w:tcMar>
           </w:tcPr>
           <w:p>
             <w:r>
               <w:rPr>
-                <w:sz w:val="17"/>
+                <w:sz w:val="16"/>
               </w:rPr>
               <w:t>Telemetry</w:t>
             </w:r>
@@ -2058,16 +2018,16 @@
             <w:vAlign w:val="center"/>
             <w:shd w:fill="FFFFFF"/>
             <w:tcMar>
-              <w:top w:w="90" w:type="dxa"/>
+              <w:top w:w="55" w:type="dxa"/>
               <w:start w:w="100" w:type="dxa"/>
-              <w:bottom w:w="90" w:type="dxa"/>
+              <w:bottom w:w="55" w:type="dxa"/>
               <w:end w:w="100" w:type="dxa"/>
             </w:tcMar>
           </w:tcPr>
           <w:p>
             <w:r>
               <w:rPr>
-                <w:sz w:val="17"/>
+                <w:sz w:val="16"/>
               </w:rPr>
               <w:t>MSP 통신 경로가 사라질 수 있음</w:t>
             </w:r>
@@ -2079,16 +2039,16 @@
             <w:vAlign w:val="center"/>
             <w:shd w:fill="FFFFFF"/>
             <w:tcMar>
-              <w:top w:w="90" w:type="dxa"/>
+              <w:top w:w="55" w:type="dxa"/>
               <w:start w:w="100" w:type="dxa"/>
-              <w:bottom w:w="90" w:type="dxa"/>
+              <w:bottom w:w="55" w:type="dxa"/>
               <w:end w:w="100" w:type="dxa"/>
             </w:tcMar>
           </w:tcPr>
           <w:p>
             <w:r>
               <w:rPr>
-                <w:sz w:val="17"/>
+                <w:sz w:val="16"/>
               </w:rPr>
               <w:t>현재 통신 포트와 속도를 기록하고 신중히 저장</w:t>
             </w:r>
@@ -2102,16 +2062,16 @@
             <w:vAlign w:val="center"/>
             <w:shd w:fill="F2F7FA"/>
             <w:tcMar>
-              <w:top w:w="90" w:type="dxa"/>
+              <w:top w:w="55" w:type="dxa"/>
               <w:start w:w="100" w:type="dxa"/>
-              <w:bottom w:w="90" w:type="dxa"/>
+              <w:bottom w:w="55" w:type="dxa"/>
               <w:end w:w="100" w:type="dxa"/>
             </w:tcMar>
           </w:tcPr>
           <w:p>
             <w:r>
               <w:rPr>
-                <w:sz w:val="17"/>
+                <w:sz w:val="16"/>
               </w:rPr>
               <w:t>Dataflash Erase</w:t>
             </w:r>
@@ -2123,16 +2083,16 @@
             <w:vAlign w:val="center"/>
             <w:shd w:fill="F2F7FA"/>
             <w:tcMar>
-              <w:top w:w="90" w:type="dxa"/>
+              <w:top w:w="55" w:type="dxa"/>
               <w:start w:w="100" w:type="dxa"/>
-              <w:bottom w:w="90" w:type="dxa"/>
+              <w:bottom w:w="55" w:type="dxa"/>
               <w:end w:w="100" w:type="dxa"/>
             </w:tcMar>
           </w:tcPr>
           <w:p>
             <w:r>
               <w:rPr>
-                <w:sz w:val="17"/>
+                <w:sz w:val="16"/>
               </w:rPr>
               <w:t>로그가 영구 삭제됨</w:t>
             </w:r>
@@ -2144,16 +2104,16 @@
             <w:vAlign w:val="center"/>
             <w:shd w:fill="F2F7FA"/>
             <w:tcMar>
-              <w:top w:w="90" w:type="dxa"/>
+              <w:top w:w="55" w:type="dxa"/>
               <w:start w:w="100" w:type="dxa"/>
-              <w:bottom w:w="90" w:type="dxa"/>
+              <w:bottom w:w="55" w:type="dxa"/>
               <w:end w:w="100" w:type="dxa"/>
             </w:tcMar>
           </w:tcPr>
           <w:p>
             <w:r>
               <w:rPr>
-                <w:sz w:val="17"/>
+                <w:sz w:val="16"/>
               </w:rPr>
               <w:t>필요한 로그를 PC에서 먼저 저장</w:t>
             </w:r>
@@ -2161,16 +2121,6 @@
         </w:tc>
       </w:tr>
     </w:tbl>
-    <w:p>
-      <w:pPr>
-        <w:spacing w:after="20"/>
-      </w:pPr>
-    </w:p>
-    <w:p>
-      <w:r>
-        <w:br w:type="page"/>
-      </w:r>
-    </w:p>
     <w:p>
       <w:pPr>
         <w:pStyle w:val="Heading1"/>
@@ -2245,9 +2195,9 @@
             <w:shd w:fill="244A64"/>
             <w:vAlign w:val="center"/>
             <w:tcMar>
-              <w:top w:w="90" w:type="dxa"/>
+              <w:top w:w="55" w:type="dxa"/>
               <w:start w:w="100" w:type="dxa"/>
-              <w:bottom w:w="90" w:type="dxa"/>
+              <w:bottom w:w="55" w:type="dxa"/>
               <w:end w:w="100" w:type="dxa"/>
             </w:tcMar>
           </w:tcPr>
@@ -2256,7 +2206,7 @@
               <w:rPr>
                 <w:b/>
                 <w:color w:val="FFFFFF"/>
-                <w:sz w:val="17"/>
+                <w:sz w:val="16"/>
               </w:rPr>
               <w:t>메뉴</w:t>
             </w:r>
@@ -2268,9 +2218,9 @@
             <w:shd w:fill="244A64"/>
             <w:vAlign w:val="center"/>
             <w:tcMar>
-              <w:top w:w="90" w:type="dxa"/>
+              <w:top w:w="55" w:type="dxa"/>
               <w:start w:w="100" w:type="dxa"/>
-              <w:bottom w:w="90" w:type="dxa"/>
+              <w:bottom w:w="55" w:type="dxa"/>
               <w:end w:w="100" w:type="dxa"/>
             </w:tcMar>
           </w:tcPr>
@@ -2279,7 +2229,7 @@
               <w:rPr>
                 <w:b/>
                 <w:color w:val="FFFFFF"/>
-                <w:sz w:val="17"/>
+                <w:sz w:val="16"/>
               </w:rPr>
               <w:t>설명</w:t>
             </w:r>
@@ -2293,16 +2243,16 @@
             <w:vAlign w:val="center"/>
             <w:shd w:fill="FFFFFF"/>
             <w:tcMar>
-              <w:top w:w="90" w:type="dxa"/>
+              <w:top w:w="55" w:type="dxa"/>
               <w:start w:w="100" w:type="dxa"/>
-              <w:bottom w:w="90" w:type="dxa"/>
+              <w:bottom w:w="55" w:type="dxa"/>
               <w:end w:w="100" w:type="dxa"/>
             </w:tcMar>
           </w:tcPr>
           <w:p>
             <w:r>
               <w:rPr>
-                <w:sz w:val="17"/>
+                <w:sz w:val="16"/>
               </w:rPr>
               <w:t>Full Setup</w:t>
             </w:r>
@@ -2314,16 +2264,16 @@
             <w:vAlign w:val="center"/>
             <w:shd w:fill="FFFFFF"/>
             <w:tcMar>
-              <w:top w:w="90" w:type="dxa"/>
+              <w:top w:w="55" w:type="dxa"/>
               <w:start w:w="100" w:type="dxa"/>
-              <w:bottom w:w="90" w:type="dxa"/>
+              <w:bottom w:w="55" w:type="dxa"/>
               <w:end w:w="100" w:type="dxa"/>
             </w:tcMar>
           </w:tcPr>
           <w:p>
             <w:r>
               <w:rPr>
-                <w:sz w:val="17"/>
+                <w:sz w:val="16"/>
               </w:rPr>
               <w:t>전체 설정 메뉴로 이동</w:t>
             </w:r>
@@ -2337,16 +2287,16 @@
             <w:vAlign w:val="center"/>
             <w:shd w:fill="F2F7FA"/>
             <w:tcMar>
-              <w:top w:w="90" w:type="dxa"/>
+              <w:top w:w="55" w:type="dxa"/>
               <w:start w:w="100" w:type="dxa"/>
-              <w:bottom w:w="90" w:type="dxa"/>
+              <w:bottom w:w="55" w:type="dxa"/>
               <w:end w:w="100" w:type="dxa"/>
             </w:tcMar>
           </w:tcPr>
           <w:p>
             <w:r>
               <w:rPr>
-                <w:sz w:val="17"/>
+                <w:sz w:val="16"/>
               </w:rPr>
               <w:t>Easy Setup</w:t>
             </w:r>
@@ -2358,16 +2308,16 @@
             <w:vAlign w:val="center"/>
             <w:shd w:fill="F2F7FA"/>
             <w:tcMar>
-              <w:top w:w="90" w:type="dxa"/>
+              <w:top w:w="55" w:type="dxa"/>
               <w:start w:w="100" w:type="dxa"/>
-              <w:bottom w:w="90" w:type="dxa"/>
+              <w:bottom w:w="55" w:type="dxa"/>
               <w:end w:w="100" w:type="dxa"/>
             </w:tcMar>
           </w:tcPr>
           <w:p>
             <w:r>
               <w:rPr>
-                <w:sz w:val="17"/>
+                <w:sz w:val="16"/>
               </w:rPr>
               <w:t>COMING SOON. 향후 간편 설정용</w:t>
             </w:r>
@@ -2381,16 +2331,16 @@
             <w:vAlign w:val="center"/>
             <w:shd w:fill="FFFFFF"/>
             <w:tcMar>
-              <w:top w:w="90" w:type="dxa"/>
+              <w:top w:w="55" w:type="dxa"/>
               <w:start w:w="100" w:type="dxa"/>
-              <w:bottom w:w="90" w:type="dxa"/>
+              <w:bottom w:w="55" w:type="dxa"/>
               <w:end w:w="100" w:type="dxa"/>
             </w:tcMar>
           </w:tcPr>
           <w:p>
             <w:r>
               <w:rPr>
-                <w:sz w:val="17"/>
+                <w:sz w:val="16"/>
               </w:rPr>
               <w:t>Profile Fast Link</w:t>
             </w:r>
@@ -2402,16 +2352,16 @@
             <w:vAlign w:val="center"/>
             <w:shd w:fill="FFFFFF"/>
             <w:tcMar>
-              <w:top w:w="90" w:type="dxa"/>
+              <w:top w:w="55" w:type="dxa"/>
               <w:start w:w="100" w:type="dxa"/>
-              <w:bottom w:w="90" w:type="dxa"/>
+              <w:bottom w:w="55" w:type="dxa"/>
               <w:end w:w="100" w:type="dxa"/>
             </w:tcMar>
           </w:tcPr>
           <w:p>
             <w:r>
               <w:rPr>
-                <w:sz w:val="17"/>
+                <w:sz w:val="16"/>
               </w:rPr>
               <w:t>현재 PID Profile의 PID Controller Gains로 바로 이동</w:t>
             </w:r>
@@ -2425,16 +2375,16 @@
             <w:vAlign w:val="center"/>
             <w:shd w:fill="F2F7FA"/>
             <w:tcMar>
-              <w:top w:w="90" w:type="dxa"/>
+              <w:top w:w="55" w:type="dxa"/>
               <w:start w:w="100" w:type="dxa"/>
-              <w:bottom w:w="90" w:type="dxa"/>
+              <w:bottom w:w="55" w:type="dxa"/>
               <w:end w:w="100" w:type="dxa"/>
             </w:tcMar>
           </w:tcPr>
           <w:p>
             <w:r>
               <w:rPr>
-                <w:sz w:val="17"/>
+                <w:sz w:val="16"/>
               </w:rPr>
               <w:t>Rates Fast Link</w:t>
             </w:r>
@@ -2446,16 +2396,16 @@
             <w:vAlign w:val="center"/>
             <w:shd w:fill="F2F7FA"/>
             <w:tcMar>
-              <w:top w:w="90" w:type="dxa"/>
+              <w:top w:w="55" w:type="dxa"/>
               <w:start w:w="100" w:type="dxa"/>
-              <w:bottom w:w="90" w:type="dxa"/>
+              <w:bottom w:w="55" w:type="dxa"/>
               <w:end w:w="100" w:type="dxa"/>
             </w:tcMar>
           </w:tcPr>
           <w:p>
             <w:r>
               <w:rPr>
-                <w:sz w:val="17"/>
+                <w:sz w:val="16"/>
               </w:rPr>
               <w:t>현재 Rate Profile의 Rate Table로 바로 이동</w:t>
             </w:r>
@@ -2469,16 +2419,16 @@
             <w:vAlign w:val="center"/>
             <w:shd w:fill="FFFFFF"/>
             <w:tcMar>
-              <w:top w:w="90" w:type="dxa"/>
+              <w:top w:w="55" w:type="dxa"/>
               <w:start w:w="100" w:type="dxa"/>
-              <w:bottom w:w="90" w:type="dxa"/>
+              <w:bottom w:w="55" w:type="dxa"/>
               <w:end w:w="100" w:type="dxa"/>
             </w:tcMar>
           </w:tcPr>
           <w:p>
             <w:r>
               <w:rPr>
-                <w:sz w:val="17"/>
+                <w:sz w:val="16"/>
               </w:rPr>
               <w:t>Options</w:t>
             </w:r>
@@ -2490,16 +2440,16 @@
             <w:vAlign w:val="center"/>
             <w:shd w:fill="FFFFFF"/>
             <w:tcMar>
-              <w:top w:w="90" w:type="dxa"/>
+              <w:top w:w="55" w:type="dxa"/>
               <w:start w:w="100" w:type="dxa"/>
-              <w:bottom w:w="90" w:type="dxa"/>
+              <w:bottom w:w="55" w:type="dxa"/>
               <w:end w:w="100" w:type="dxa"/>
             </w:tcMar>
           </w:tcPr>
           <w:p>
             <w:r>
               <w:rPr>
-                <w:sz w:val="17"/>
+                <w:sz w:val="16"/>
               </w:rPr>
               <w:t>BETA 안내와 저장 모드 설정. 현재 UNDER REPAIR 표시</w:t>
             </w:r>
@@ -2513,16 +2463,16 @@
             <w:vAlign w:val="center"/>
             <w:shd w:fill="F2F7FA"/>
             <w:tcMar>
-              <w:top w:w="90" w:type="dxa"/>
+              <w:top w:w="55" w:type="dxa"/>
               <w:start w:w="100" w:type="dxa"/>
-              <w:bottom w:w="90" w:type="dxa"/>
+              <w:bottom w:w="55" w:type="dxa"/>
               <w:end w:w="100" w:type="dxa"/>
             </w:tcMar>
           </w:tcPr>
           <w:p>
             <w:r>
               <w:rPr>
-                <w:sz w:val="17"/>
+                <w:sz w:val="16"/>
               </w:rPr>
               <w:t>Exit</w:t>
             </w:r>
@@ -2534,16 +2484,16 @@
             <w:vAlign w:val="center"/>
             <w:shd w:fill="F2F7FA"/>
             <w:tcMar>
-              <w:top w:w="90" w:type="dxa"/>
+              <w:top w:w="55" w:type="dxa"/>
               <w:start w:w="100" w:type="dxa"/>
-              <w:bottom w:w="90" w:type="dxa"/>
+              <w:bottom w:w="55" w:type="dxa"/>
               <w:end w:w="100" w:type="dxa"/>
             </w:tcMar>
           </w:tcPr>
           <w:p>
             <w:r>
               <w:rPr>
-                <w:sz w:val="17"/>
+                <w:sz w:val="16"/>
               </w:rPr>
               <w:t>Lua 도구 종료</w:t>
             </w:r>
@@ -2551,11 +2501,6 @@
         </w:tc>
       </w:tr>
     </w:tbl>
-    <w:p>
-      <w:pPr>
-        <w:spacing w:after="20"/>
-      </w:pPr>
-    </w:p>
     <w:p>
       <w:pPr>
         <w:pStyle w:val="Heading2"/>
@@ -2567,11 +2512,6 @@
     <w:p>
       <w:r>
         <w:t>GYRO, ACCEL, MAG, BARO, GPS 감지 상태와 Dataflash 여유 공간을 작은 아이콘으로 표시합니다. Dataflash를 길게 눌러 삭제하는 기능은 확인 절차를 거쳐야 하며, 필요한 로그를 먼저 PC에 저장해야 합니다.</w:t>
-      </w:r>
-    </w:p>
-    <w:p>
-      <w:r>
-        <w:br w:type="page"/>
       </w:r>
     </w:p>
     <w:p>
@@ -2614,9 +2554,9 @@
             <w:shd w:fill="244A64"/>
             <w:vAlign w:val="center"/>
             <w:tcMar>
-              <w:top w:w="90" w:type="dxa"/>
+              <w:top w:w="55" w:type="dxa"/>
               <w:start w:w="100" w:type="dxa"/>
-              <w:bottom w:w="90" w:type="dxa"/>
+              <w:bottom w:w="55" w:type="dxa"/>
               <w:end w:w="100" w:type="dxa"/>
             </w:tcMar>
           </w:tcPr>
@@ -2625,7 +2565,7 @@
               <w:rPr>
                 <w:b/>
                 <w:color w:val="FFFFFF"/>
-                <w:sz w:val="17"/>
+                <w:sz w:val="16"/>
               </w:rPr>
               <w:t>메뉴</w:t>
             </w:r>
@@ -2637,9 +2577,9 @@
             <w:shd w:fill="244A64"/>
             <w:vAlign w:val="center"/>
             <w:tcMar>
-              <w:top w:w="90" w:type="dxa"/>
+              <w:top w:w="55" w:type="dxa"/>
               <w:start w:w="100" w:type="dxa"/>
-              <w:bottom w:w="90" w:type="dxa"/>
+              <w:bottom w:w="55" w:type="dxa"/>
               <w:end w:w="100" w:type="dxa"/>
             </w:tcMar>
           </w:tcPr>
@@ -2648,7 +2588,7 @@
               <w:rPr>
                 <w:b/>
                 <w:color w:val="FFFFFF"/>
-                <w:sz w:val="17"/>
+                <w:sz w:val="16"/>
               </w:rPr>
               <w:t>주요 용도</w:t>
             </w:r>
@@ -2660,9 +2600,9 @@
             <w:shd w:fill="244A64"/>
             <w:vAlign w:val="center"/>
             <w:tcMar>
-              <w:top w:w="90" w:type="dxa"/>
+              <w:top w:w="55" w:type="dxa"/>
               <w:start w:w="100" w:type="dxa"/>
-              <w:bottom w:w="90" w:type="dxa"/>
+              <w:bottom w:w="55" w:type="dxa"/>
               <w:end w:w="100" w:type="dxa"/>
             </w:tcMar>
           </w:tcPr>
@@ -2671,7 +2611,7 @@
               <w:rPr>
                 <w:b/>
                 <w:color w:val="FFFFFF"/>
-                <w:sz w:val="17"/>
+                <w:sz w:val="16"/>
               </w:rPr>
               <w:t>현재 구현 메모</w:t>
             </w:r>
@@ -2685,16 +2625,16 @@
             <w:vAlign w:val="center"/>
             <w:shd w:fill="FFFFFF"/>
             <w:tcMar>
-              <w:top w:w="90" w:type="dxa"/>
+              <w:top w:w="55" w:type="dxa"/>
               <w:start w:w="100" w:type="dxa"/>
-              <w:bottom w:w="90" w:type="dxa"/>
+              <w:bottom w:w="55" w:type="dxa"/>
               <w:end w:w="100" w:type="dxa"/>
             </w:tcMar>
           </w:tcPr>
           <w:p>
             <w:r>
               <w:rPr>
-                <w:sz w:val="17"/>
+                <w:sz w:val="16"/>
               </w:rPr>
               <w:t>Status</w:t>
             </w:r>
@@ -2706,16 +2646,16 @@
             <w:vAlign w:val="center"/>
             <w:shd w:fill="FFFFFF"/>
             <w:tcMar>
-              <w:top w:w="90" w:type="dxa"/>
+              <w:top w:w="55" w:type="dxa"/>
               <w:start w:w="100" w:type="dxa"/>
-              <w:bottom w:w="90" w:type="dxa"/>
+              <w:bottom w:w="55" w:type="dxa"/>
               <w:end w:w="100" w:type="dxa"/>
             </w:tcMar>
           </w:tcPr>
           <w:p>
             <w:r>
               <w:rPr>
-                <w:sz w:val="17"/>
+                <w:sz w:val="16"/>
               </w:rPr>
               <w:t>FC 상태, Arming flags, 수신기, 자세와 계기</w:t>
             </w:r>
@@ -2727,16 +2667,16 @@
             <w:vAlign w:val="center"/>
             <w:shd w:fill="FFFFFF"/>
             <w:tcMar>
-              <w:top w:w="90" w:type="dxa"/>
+              <w:top w:w="55" w:type="dxa"/>
               <w:start w:w="100" w:type="dxa"/>
-              <w:bottom w:w="90" w:type="dxa"/>
+              <w:bottom w:w="55" w:type="dxa"/>
               <w:end w:w="100" w:type="dxa"/>
             </w:tcMar>
           </w:tcPr>
           <w:p>
             <w:r>
               <w:rPr>
-                <w:sz w:val="17"/>
+                <w:sz w:val="16"/>
               </w:rPr>
               <w:t>라이브 읽기 중심</w:t>
             </w:r>
@@ -2750,16 +2690,16 @@
             <w:vAlign w:val="center"/>
             <w:shd w:fill="F2F7FA"/>
             <w:tcMar>
-              <w:top w:w="90" w:type="dxa"/>
+              <w:top w:w="55" w:type="dxa"/>
               <w:start w:w="100" w:type="dxa"/>
-              <w:bottom w:w="90" w:type="dxa"/>
+              <w:bottom w:w="55" w:type="dxa"/>
               <w:end w:w="100" w:type="dxa"/>
             </w:tcMar>
           </w:tcPr>
           <w:p>
             <w:r>
               <w:rPr>
-                <w:sz w:val="17"/>
+                <w:sz w:val="16"/>
               </w:rPr>
               <w:t>Setup</w:t>
             </w:r>
@@ -2771,16 +2711,16 @@
             <w:vAlign w:val="center"/>
             <w:shd w:fill="F2F7FA"/>
             <w:tcMar>
-              <w:top w:w="90" w:type="dxa"/>
+              <w:top w:w="55" w:type="dxa"/>
               <w:start w:w="100" w:type="dxa"/>
-              <w:bottom w:w="90" w:type="dxa"/>
+              <w:bottom w:w="55" w:type="dxa"/>
               <w:end w:w="100" w:type="dxa"/>
             </w:tcMar>
           </w:tcPr>
           <w:p>
             <w:r>
               <w:rPr>
-                <w:sz w:val="17"/>
+                <w:sz w:val="16"/>
               </w:rPr>
               <w:t>센서 교정, 설정 초기화, 저장, 재부팅 관련 작업</w:t>
             </w:r>
@@ -2792,16 +2732,16 @@
             <w:vAlign w:val="center"/>
             <w:shd w:fill="F2F7FA"/>
             <w:tcMar>
-              <w:top w:w="90" w:type="dxa"/>
+              <w:top w:w="55" w:type="dxa"/>
               <w:start w:w="100" w:type="dxa"/>
-              <w:bottom w:w="90" w:type="dxa"/>
+              <w:bottom w:w="55" w:type="dxa"/>
               <w:end w:w="100" w:type="dxa"/>
             </w:tcMar>
           </w:tcPr>
           <w:p>
             <w:r>
               <w:rPr>
-                <w:sz w:val="17"/>
+                <w:sz w:val="16"/>
               </w:rPr>
               <w:t>위험 작업은 확인 필요</w:t>
             </w:r>
@@ -2815,16 +2755,16 @@
             <w:vAlign w:val="center"/>
             <w:shd w:fill="FFFFFF"/>
             <w:tcMar>
-              <w:top w:w="90" w:type="dxa"/>
+              <w:top w:w="55" w:type="dxa"/>
               <w:start w:w="100" w:type="dxa"/>
-              <w:bottom w:w="90" w:type="dxa"/>
+              <w:bottom w:w="55" w:type="dxa"/>
               <w:end w:w="100" w:type="dxa"/>
             </w:tcMar>
           </w:tcPr>
           <w:p>
             <w:r>
               <w:rPr>
-                <w:sz w:val="17"/>
+                <w:sz w:val="16"/>
               </w:rPr>
               <w:t>Configuration</w:t>
             </w:r>
@@ -2836,16 +2776,16 @@
             <w:vAlign w:val="center"/>
             <w:shd w:fill="FFFFFF"/>
             <w:tcMar>
-              <w:top w:w="90" w:type="dxa"/>
+              <w:top w:w="55" w:type="dxa"/>
               <w:start w:w="100" w:type="dxa"/>
-              <w:bottom w:w="90" w:type="dxa"/>
+              <w:bottom w:w="55" w:type="dxa"/>
               <w:end w:w="100" w:type="dxa"/>
             </w:tcMar>
           </w:tcPr>
           <w:p>
             <w:r>
               <w:rPr>
-                <w:sz w:val="17"/>
+                <w:sz w:val="16"/>
               </w:rPr>
               <w:t>기체 이름, 보드 정렬, 가속도계 트림, 시리얼 포트</w:t>
             </w:r>
@@ -2857,16 +2797,16 @@
             <w:vAlign w:val="center"/>
             <w:shd w:fill="FFFFFF"/>
             <w:tcMar>
-              <w:top w:w="90" w:type="dxa"/>
+              <w:top w:w="55" w:type="dxa"/>
               <w:start w:w="100" w:type="dxa"/>
-              <w:bottom w:w="90" w:type="dxa"/>
+              <w:bottom w:w="55" w:type="dxa"/>
               <w:end w:w="100" w:type="dxa"/>
             </w:tcMar>
           </w:tcPr>
           <w:p>
             <w:r>
               <w:rPr>
-                <w:sz w:val="17"/>
+                <w:sz w:val="16"/>
               </w:rPr>
               <w:t>Serial 변경 잠금 제공</w:t>
             </w:r>
@@ -2880,16 +2820,16 @@
             <w:vAlign w:val="center"/>
             <w:shd w:fill="F2F7FA"/>
             <w:tcMar>
-              <w:top w:w="90" w:type="dxa"/>
+              <w:top w:w="55" w:type="dxa"/>
               <w:start w:w="100" w:type="dxa"/>
-              <w:bottom w:w="90" w:type="dxa"/>
+              <w:bottom w:w="55" w:type="dxa"/>
               <w:end w:w="100" w:type="dxa"/>
             </w:tcMar>
           </w:tcPr>
           <w:p>
             <w:r>
               <w:rPr>
-                <w:sz w:val="17"/>
+                <w:sz w:val="16"/>
               </w:rPr>
               <w:t>Receiver</w:t>
             </w:r>
@@ -2901,16 +2841,16 @@
             <w:vAlign w:val="center"/>
             <w:shd w:fill="F2F7FA"/>
             <w:tcMar>
-              <w:top w:w="90" w:type="dxa"/>
+              <w:top w:w="55" w:type="dxa"/>
               <w:start w:w="100" w:type="dxa"/>
-              <w:bottom w:w="90" w:type="dxa"/>
+              <w:bottom w:w="55" w:type="dxa"/>
               <w:end w:w="100" w:type="dxa"/>
             </w:tcMar>
           </w:tcPr>
           <w:p>
             <w:r>
               <w:rPr>
-                <w:sz w:val="17"/>
+                <w:sz w:val="16"/>
               </w:rPr>
               <w:t>프로토콜, 채널 범위와 할당, 텔레메트리 센서, 스틱 프리뷰</w:t>
             </w:r>
@@ -2922,16 +2862,16 @@
             <w:vAlign w:val="center"/>
             <w:shd w:fill="F2F7FA"/>
             <w:tcMar>
-              <w:top w:w="90" w:type="dxa"/>
+              <w:top w:w="55" w:type="dxa"/>
               <w:start w:w="100" w:type="dxa"/>
-              <w:bottom w:w="90" w:type="dxa"/>
+              <w:bottom w:w="55" w:type="dxa"/>
               <w:end w:w="100" w:type="dxa"/>
             </w:tcMar>
           </w:tcPr>
           <w:p>
             <w:r>
               <w:rPr>
-                <w:sz w:val="17"/>
+                <w:sz w:val="16"/>
               </w:rPr>
               <w:t>프로토콜과 텔레메트리 변경 경고</w:t>
             </w:r>
@@ -2945,16 +2885,16 @@
             <w:vAlign w:val="center"/>
             <w:shd w:fill="FFFFFF"/>
             <w:tcMar>
-              <w:top w:w="90" w:type="dxa"/>
+              <w:top w:w="55" w:type="dxa"/>
               <w:start w:w="100" w:type="dxa"/>
-              <w:bottom w:w="90" w:type="dxa"/>
+              <w:bottom w:w="55" w:type="dxa"/>
               <w:end w:w="100" w:type="dxa"/>
             </w:tcMar>
           </w:tcPr>
           <w:p>
             <w:r>
               <w:rPr>
-                <w:sz w:val="17"/>
+                <w:sz w:val="16"/>
               </w:rPr>
               <w:t>Failsafe</w:t>
             </w:r>
@@ -2966,16 +2906,16 @@
             <w:vAlign w:val="center"/>
             <w:shd w:fill="FFFFFF"/>
             <w:tcMar>
-              <w:top w:w="90" w:type="dxa"/>
+              <w:top w:w="55" w:type="dxa"/>
               <w:start w:w="100" w:type="dxa"/>
-              <w:bottom w:w="90" w:type="dxa"/>
+              <w:bottom w:w="55" w:type="dxa"/>
               <w:end w:w="100" w:type="dxa"/>
             </w:tcMar>
           </w:tcPr>
           <w:p>
             <w:r>
               <w:rPr>
-                <w:sz w:val="17"/>
+                <w:sz w:val="16"/>
               </w:rPr>
               <w:t>수신 신호 상실 시 동작 설정</w:t>
             </w:r>
@@ -2987,16 +2927,16 @@
             <w:vAlign w:val="center"/>
             <w:shd w:fill="FFFFFF"/>
             <w:tcMar>
-              <w:top w:w="90" w:type="dxa"/>
+              <w:top w:w="55" w:type="dxa"/>
               <w:start w:w="100" w:type="dxa"/>
-              <w:bottom w:w="90" w:type="dxa"/>
+              <w:bottom w:w="55" w:type="dxa"/>
               <w:end w:w="100" w:type="dxa"/>
             </w:tcMar>
           </w:tcPr>
           <w:p>
             <w:r>
               <w:rPr>
-                <w:sz w:val="17"/>
+                <w:sz w:val="16"/>
               </w:rPr>
               <w:t>벤치 검증 필수</w:t>
             </w:r>
@@ -3010,16 +2950,16 @@
             <w:vAlign w:val="center"/>
             <w:shd w:fill="F2F7FA"/>
             <w:tcMar>
-              <w:top w:w="90" w:type="dxa"/>
+              <w:top w:w="55" w:type="dxa"/>
               <w:start w:w="100" w:type="dxa"/>
-              <w:bottom w:w="90" w:type="dxa"/>
+              <w:bottom w:w="55" w:type="dxa"/>
               <w:end w:w="100" w:type="dxa"/>
             </w:tcMar>
           </w:tcPr>
           <w:p>
             <w:r>
               <w:rPr>
-                <w:sz w:val="17"/>
+                <w:sz w:val="16"/>
               </w:rPr>
               <w:t>Power</w:t>
             </w:r>
@@ -3031,16 +2971,16 @@
             <w:vAlign w:val="center"/>
             <w:shd w:fill="F2F7FA"/>
             <w:tcMar>
-              <w:top w:w="90" w:type="dxa"/>
+              <w:top w:w="55" w:type="dxa"/>
               <w:start w:w="100" w:type="dxa"/>
-              <w:bottom w:w="90" w:type="dxa"/>
+              <w:bottom w:w="55" w:type="dxa"/>
               <w:end w:w="100" w:type="dxa"/>
             </w:tcMar>
           </w:tcPr>
           <w:p>
             <w:r>
               <w:rPr>
-                <w:sz w:val="17"/>
+                <w:sz w:val="16"/>
               </w:rPr>
               <w:t>전압과 전류 계측 및 배터리 관련 설정</w:t>
             </w:r>
@@ -3052,16 +2992,16 @@
             <w:vAlign w:val="center"/>
             <w:shd w:fill="F2F7FA"/>
             <w:tcMar>
-              <w:top w:w="90" w:type="dxa"/>
+              <w:top w:w="55" w:type="dxa"/>
               <w:start w:w="100" w:type="dxa"/>
-              <w:bottom w:w="90" w:type="dxa"/>
+              <w:bottom w:w="55" w:type="dxa"/>
               <w:end w:w="100" w:type="dxa"/>
             </w:tcMar>
           </w:tcPr>
           <w:p>
             <w:r>
               <w:rPr>
-                <w:sz w:val="17"/>
+                <w:sz w:val="16"/>
               </w:rPr>
               <w:t>센서 보정값 확인</w:t>
             </w:r>
@@ -3075,16 +3015,16 @@
             <w:vAlign w:val="center"/>
             <w:shd w:fill="FFFFFF"/>
             <w:tcMar>
-              <w:top w:w="90" w:type="dxa"/>
+              <w:top w:w="55" w:type="dxa"/>
               <w:start w:w="100" w:type="dxa"/>
-              <w:bottom w:w="90" w:type="dxa"/>
+              <w:bottom w:w="55" w:type="dxa"/>
               <w:end w:w="100" w:type="dxa"/>
             </w:tcMar>
           </w:tcPr>
           <w:p>
             <w:r>
               <w:rPr>
-                <w:sz w:val="17"/>
+                <w:sz w:val="16"/>
               </w:rPr>
               <w:t>Motors</w:t>
             </w:r>
@@ -3096,16 +3036,16 @@
             <w:vAlign w:val="center"/>
             <w:shd w:fill="FFFFFF"/>
             <w:tcMar>
-              <w:top w:w="90" w:type="dxa"/>
+              <w:top w:w="55" w:type="dxa"/>
               <w:start w:w="100" w:type="dxa"/>
-              <w:bottom w:w="90" w:type="dxa"/>
+              <w:bottom w:w="55" w:type="dxa"/>
               <w:end w:w="100" w:type="dxa"/>
             </w:tcMar>
           </w:tcPr>
           <w:p>
             <w:r>
               <w:rPr>
-                <w:sz w:val="17"/>
+                <w:sz w:val="16"/>
               </w:rPr>
               <w:t>ESC 프로토콜, 스로틀 범위, ESC 텔레메트리, RPM과 기어비</w:t>
             </w:r>
@@ -3117,16 +3057,16 @@
             <w:vAlign w:val="center"/>
             <w:shd w:fill="FFFFFF"/>
             <w:tcMar>
-              <w:top w:w="90" w:type="dxa"/>
+              <w:top w:w="55" w:type="dxa"/>
               <w:start w:w="100" w:type="dxa"/>
-              <w:bottom w:w="90" w:type="dxa"/>
+              <w:bottom w:w="55" w:type="dxa"/>
               <w:end w:w="100" w:type="dxa"/>
             </w:tcMar>
           </w:tcPr>
           <w:p>
             <w:r>
               <w:rPr>
-                <w:sz w:val="17"/>
+                <w:sz w:val="16"/>
               </w:rPr>
               <w:t>모터 안전 주의</w:t>
             </w:r>
@@ -3140,16 +3080,16 @@
             <w:vAlign w:val="center"/>
             <w:shd w:fill="F2F7FA"/>
             <w:tcMar>
-              <w:top w:w="90" w:type="dxa"/>
+              <w:top w:w="55" w:type="dxa"/>
               <w:start w:w="100" w:type="dxa"/>
-              <w:bottom w:w="90" w:type="dxa"/>
+              <w:bottom w:w="55" w:type="dxa"/>
               <w:end w:w="100" w:type="dxa"/>
             </w:tcMar>
           </w:tcPr>
           <w:p>
             <w:r>
               <w:rPr>
-                <w:sz w:val="17"/>
+                <w:sz w:val="16"/>
               </w:rPr>
               <w:t>Governor</w:t>
             </w:r>
@@ -3161,16 +3101,16 @@
             <w:vAlign w:val="center"/>
             <w:shd w:fill="F2F7FA"/>
             <w:tcMar>
-              <w:top w:w="90" w:type="dxa"/>
+              <w:top w:w="55" w:type="dxa"/>
               <w:start w:w="100" w:type="dxa"/>
-              <w:bottom w:w="90" w:type="dxa"/>
+              <w:bottom w:w="55" w:type="dxa"/>
               <w:end w:w="100" w:type="dxa"/>
             </w:tcMar>
           </w:tcPr>
           <w:p>
             <w:r>
               <w:rPr>
-                <w:sz w:val="17"/>
+                <w:sz w:val="16"/>
               </w:rPr>
               <w:t>모드, 스로틀, 램프, 바이패스 커브, 프로파일</w:t>
             </w:r>
@@ -3182,16 +3122,16 @@
             <w:vAlign w:val="center"/>
             <w:shd w:fill="F2F7FA"/>
             <w:tcMar>
-              <w:top w:w="90" w:type="dxa"/>
+              <w:top w:w="55" w:type="dxa"/>
               <w:start w:w="100" w:type="dxa"/>
-              <w:bottom w:w="90" w:type="dxa"/>
+              <w:bottom w:w="55" w:type="dxa"/>
               <w:end w:w="100" w:type="dxa"/>
             </w:tcMar>
           </w:tcPr>
           <w:p>
             <w:r>
               <w:rPr>
-                <w:sz w:val="17"/>
+                <w:sz w:val="16"/>
               </w:rPr>
               <w:t>모드별 항목 변화</w:t>
             </w:r>
@@ -3205,16 +3145,16 @@
             <w:vAlign w:val="center"/>
             <w:shd w:fill="FFFFFF"/>
             <w:tcMar>
-              <w:top w:w="90" w:type="dxa"/>
+              <w:top w:w="55" w:type="dxa"/>
               <w:start w:w="100" w:type="dxa"/>
-              <w:bottom w:w="90" w:type="dxa"/>
+              <w:bottom w:w="55" w:type="dxa"/>
               <w:end w:w="100" w:type="dxa"/>
             </w:tcMar>
           </w:tcPr>
           <w:p>
             <w:r>
               <w:rPr>
-                <w:sz w:val="17"/>
+                <w:sz w:val="16"/>
               </w:rPr>
               <w:t>Servos</w:t>
             </w:r>
@@ -3226,16 +3166,16 @@
             <w:vAlign w:val="center"/>
             <w:shd w:fill="FFFFFF"/>
             <w:tcMar>
-              <w:top w:w="90" w:type="dxa"/>
+              <w:top w:w="55" w:type="dxa"/>
               <w:start w:w="100" w:type="dxa"/>
-              <w:bottom w:w="90" w:type="dxa"/>
+              <w:bottom w:w="55" w:type="dxa"/>
               <w:end w:w="100" w:type="dxa"/>
             </w:tcMar>
           </w:tcPr>
           <w:p>
             <w:r>
               <w:rPr>
-                <w:sz w:val="17"/>
+                <w:sz w:val="16"/>
               </w:rPr>
               <w:t>서보 중심, 범위, 속도, 방향과 출력</w:t>
             </w:r>
@@ -3247,16 +3187,16 @@
             <w:vAlign w:val="center"/>
             <w:shd w:fill="FFFFFF"/>
             <w:tcMar>
-              <w:top w:w="90" w:type="dxa"/>
+              <w:top w:w="55" w:type="dxa"/>
               <w:start w:w="100" w:type="dxa"/>
-              <w:bottom w:w="90" w:type="dxa"/>
+              <w:bottom w:w="55" w:type="dxa"/>
               <w:end w:w="100" w:type="dxa"/>
             </w:tcMar>
           </w:tcPr>
           <w:p>
             <w:r>
               <w:rPr>
-                <w:sz w:val="17"/>
+                <w:sz w:val="16"/>
               </w:rPr>
               <w:t>링크 간섭 주의</w:t>
             </w:r>
@@ -3270,16 +3210,16 @@
             <w:vAlign w:val="center"/>
             <w:shd w:fill="F2F7FA"/>
             <w:tcMar>
-              <w:top w:w="90" w:type="dxa"/>
+              <w:top w:w="55" w:type="dxa"/>
               <w:start w:w="100" w:type="dxa"/>
-              <w:bottom w:w="90" w:type="dxa"/>
+              <w:bottom w:w="55" w:type="dxa"/>
               <w:end w:w="100" w:type="dxa"/>
             </w:tcMar>
           </w:tcPr>
           <w:p>
             <w:r>
               <w:rPr>
-                <w:sz w:val="17"/>
+                <w:sz w:val="16"/>
               </w:rPr>
               <w:t>Mixer</w:t>
             </w:r>
@@ -3291,16 +3231,16 @@
             <w:vAlign w:val="center"/>
             <w:shd w:fill="F2F7FA"/>
             <w:tcMar>
-              <w:top w:w="90" w:type="dxa"/>
+              <w:top w:w="55" w:type="dxa"/>
               <w:start w:w="100" w:type="dxa"/>
-              <w:bottom w:w="90" w:type="dxa"/>
+              <w:bottom w:w="55" w:type="dxa"/>
               <w:end w:w="100" w:type="dxa"/>
             </w:tcMar>
           </w:tcPr>
           <w:p>
             <w:r>
               <w:rPr>
-                <w:sz w:val="17"/>
+                <w:sz w:val="16"/>
               </w:rPr>
               <w:t>스와시, 방향, 트림, 형상, 테일, Override</w:t>
             </w:r>
@@ -3312,16 +3252,16 @@
             <w:vAlign w:val="center"/>
             <w:shd w:fill="F2F7FA"/>
             <w:tcMar>
-              <w:top w:w="90" w:type="dxa"/>
+              <w:top w:w="55" w:type="dxa"/>
               <w:start w:w="100" w:type="dxa"/>
-              <w:bottom w:w="90" w:type="dxa"/>
+              <w:bottom w:w="55" w:type="dxa"/>
               <w:end w:w="100" w:type="dxa"/>
             </w:tcMar>
           </w:tcPr>
           <w:p>
             <w:r>
               <w:rPr>
-                <w:sz w:val="17"/>
+                <w:sz w:val="16"/>
               </w:rPr>
               <w:t>실기 방향 확인 필수</w:t>
             </w:r>
@@ -3335,16 +3275,16 @@
             <w:vAlign w:val="center"/>
             <w:shd w:fill="FFFFFF"/>
             <w:tcMar>
-              <w:top w:w="90" w:type="dxa"/>
+              <w:top w:w="55" w:type="dxa"/>
               <w:start w:w="100" w:type="dxa"/>
-              <w:bottom w:w="90" w:type="dxa"/>
+              <w:bottom w:w="55" w:type="dxa"/>
               <w:end w:w="100" w:type="dxa"/>
             </w:tcMar>
           </w:tcPr>
           <w:p>
             <w:r>
               <w:rPr>
-                <w:sz w:val="17"/>
+                <w:sz w:val="16"/>
               </w:rPr>
               <w:t>Gyro</w:t>
             </w:r>
@@ -3356,16 +3296,16 @@
             <w:vAlign w:val="center"/>
             <w:shd w:fill="FFFFFF"/>
             <w:tcMar>
-              <w:top w:w="90" w:type="dxa"/>
+              <w:top w:w="55" w:type="dxa"/>
               <w:start w:w="100" w:type="dxa"/>
-              <w:bottom w:w="90" w:type="dxa"/>
+              <w:bottom w:w="55" w:type="dxa"/>
               <w:end w:w="100" w:type="dxa"/>
             </w:tcMar>
           </w:tcPr>
           <w:p>
             <w:r>
               <w:rPr>
-                <w:sz w:val="17"/>
+                <w:sz w:val="16"/>
               </w:rPr>
               <w:t>필터, 노치, RPM 필터 등</w:t>
             </w:r>
@@ -3377,16 +3317,16 @@
             <w:vAlign w:val="center"/>
             <w:shd w:fill="FFFFFF"/>
             <w:tcMar>
-              <w:top w:w="90" w:type="dxa"/>
+              <w:top w:w="55" w:type="dxa"/>
               <w:start w:w="100" w:type="dxa"/>
-              <w:bottom w:w="90" w:type="dxa"/>
+              <w:bottom w:w="55" w:type="dxa"/>
               <w:end w:w="100" w:type="dxa"/>
             </w:tcMar>
           </w:tcPr>
           <w:p>
             <w:r>
               <w:rPr>
-                <w:sz w:val="17"/>
+                <w:sz w:val="16"/>
               </w:rPr>
               <w:t>Expert 항목 포함</w:t>
             </w:r>
@@ -3400,16 +3340,16 @@
             <w:vAlign w:val="center"/>
             <w:shd w:fill="F2F7FA"/>
             <w:tcMar>
-              <w:top w:w="90" w:type="dxa"/>
+              <w:top w:w="55" w:type="dxa"/>
               <w:start w:w="100" w:type="dxa"/>
-              <w:bottom w:w="90" w:type="dxa"/>
+              <w:bottom w:w="55" w:type="dxa"/>
               <w:end w:w="100" w:type="dxa"/>
             </w:tcMar>
           </w:tcPr>
           <w:p>
             <w:r>
               <w:rPr>
-                <w:sz w:val="17"/>
+                <w:sz w:val="16"/>
               </w:rPr>
               <w:t>Rates</w:t>
             </w:r>
@@ -3421,16 +3361,16 @@
             <w:vAlign w:val="center"/>
             <w:shd w:fill="F2F7FA"/>
             <w:tcMar>
-              <w:top w:w="90" w:type="dxa"/>
+              <w:top w:w="55" w:type="dxa"/>
               <w:start w:w="100" w:type="dxa"/>
-              <w:bottom w:w="90" w:type="dxa"/>
+              <w:bottom w:w="55" w:type="dxa"/>
               <w:end w:w="100" w:type="dxa"/>
             </w:tcMar>
           </w:tcPr>
           <w:p>
             <w:r>
               <w:rPr>
-                <w:sz w:val="17"/>
+                <w:sz w:val="16"/>
               </w:rPr>
               <w:t>Rate Type, Rate Table, Curves, Dynamics</w:t>
             </w:r>
@@ -3442,16 +3382,16 @@
             <w:vAlign w:val="center"/>
             <w:shd w:fill="F2F7FA"/>
             <w:tcMar>
-              <w:top w:w="90" w:type="dxa"/>
+              <w:top w:w="55" w:type="dxa"/>
               <w:start w:w="100" w:type="dxa"/>
-              <w:bottom w:w="90" w:type="dxa"/>
+              <w:bottom w:w="55" w:type="dxa"/>
               <w:end w:w="100" w:type="dxa"/>
             </w:tcMar>
           </w:tcPr>
           <w:p>
             <w:r>
               <w:rPr>
-                <w:sz w:val="17"/>
+                <w:sz w:val="16"/>
               </w:rPr>
               <w:t>Rate Profile 추종</w:t>
             </w:r>
@@ -3465,16 +3405,16 @@
             <w:vAlign w:val="center"/>
             <w:shd w:fill="FFFFFF"/>
             <w:tcMar>
-              <w:top w:w="90" w:type="dxa"/>
+              <w:top w:w="55" w:type="dxa"/>
               <w:start w:w="100" w:type="dxa"/>
-              <w:bottom w:w="90" w:type="dxa"/>
+              <w:bottom w:w="55" w:type="dxa"/>
               <w:end w:w="100" w:type="dxa"/>
             </w:tcMar>
           </w:tcPr>
           <w:p>
             <w:r>
               <w:rPr>
-                <w:sz w:val="17"/>
+                <w:sz w:val="16"/>
               </w:rPr>
               <w:t>Profiles</w:t>
             </w:r>
@@ -3486,16 +3426,16 @@
             <w:vAlign w:val="center"/>
             <w:shd w:fill="FFFFFF"/>
             <w:tcMar>
-              <w:top w:w="90" w:type="dxa"/>
+              <w:top w:w="55" w:type="dxa"/>
               <w:start w:w="100" w:type="dxa"/>
-              <w:bottom w:w="90" w:type="dxa"/>
+              <w:bottom w:w="55" w:type="dxa"/>
               <w:end w:w="100" w:type="dxa"/>
             </w:tcMar>
           </w:tcPr>
           <w:p>
             <w:r>
               <w:rPr>
-                <w:sz w:val="17"/>
+                <w:sz w:val="16"/>
               </w:rPr>
               <w:t>PID와 로터 및 Governor 프로파일</w:t>
             </w:r>
@@ -3507,16 +3447,16 @@
             <w:vAlign w:val="center"/>
             <w:shd w:fill="FFFFFF"/>
             <w:tcMar>
-              <w:top w:w="90" w:type="dxa"/>
+              <w:top w:w="55" w:type="dxa"/>
               <w:start w:w="100" w:type="dxa"/>
-              <w:bottom w:w="90" w:type="dxa"/>
+              <w:bottom w:w="55" w:type="dxa"/>
               <w:end w:w="100" w:type="dxa"/>
             </w:tcMar>
           </w:tcPr>
           <w:p>
             <w:r>
               <w:rPr>
-                <w:sz w:val="17"/>
+                <w:sz w:val="16"/>
               </w:rPr>
               <w:t>Profile 스위치 추종</w:t>
             </w:r>
@@ -3530,16 +3470,16 @@
             <w:vAlign w:val="center"/>
             <w:shd w:fill="F2F7FA"/>
             <w:tcMar>
-              <w:top w:w="90" w:type="dxa"/>
+              <w:top w:w="55" w:type="dxa"/>
               <w:start w:w="100" w:type="dxa"/>
-              <w:bottom w:w="90" w:type="dxa"/>
+              <w:bottom w:w="55" w:type="dxa"/>
               <w:end w:w="100" w:type="dxa"/>
             </w:tcMar>
           </w:tcPr>
           <w:p>
             <w:r>
               <w:rPr>
-                <w:sz w:val="17"/>
+                <w:sz w:val="16"/>
               </w:rPr>
               <w:t>Modes</w:t>
             </w:r>
@@ -3551,16 +3491,16 @@
             <w:vAlign w:val="center"/>
             <w:shd w:fill="F2F7FA"/>
             <w:tcMar>
-              <w:top w:w="90" w:type="dxa"/>
+              <w:top w:w="55" w:type="dxa"/>
               <w:start w:w="100" w:type="dxa"/>
-              <w:bottom w:w="90" w:type="dxa"/>
+              <w:bottom w:w="55" w:type="dxa"/>
               <w:end w:w="100" w:type="dxa"/>
             </w:tcMar>
           </w:tcPr>
           <w:p>
             <w:r>
               <w:rPr>
-                <w:sz w:val="17"/>
+                <w:sz w:val="16"/>
               </w:rPr>
               <w:t>ARM 등 AUX 범위와 논리 연결</w:t>
             </w:r>
@@ -3572,16 +3512,16 @@
             <w:vAlign w:val="center"/>
             <w:shd w:fill="F2F7FA"/>
             <w:tcMar>
-              <w:top w:w="90" w:type="dxa"/>
+              <w:top w:w="55" w:type="dxa"/>
               <w:start w:w="100" w:type="dxa"/>
-              <w:bottom w:w="90" w:type="dxa"/>
+              <w:bottom w:w="55" w:type="dxa"/>
               <w:end w:w="100" w:type="dxa"/>
             </w:tcMar>
           </w:tcPr>
           <w:p>
             <w:r>
               <w:rPr>
-                <w:sz w:val="17"/>
+                <w:sz w:val="16"/>
               </w:rPr>
               <w:t>로컬 편집 후 SAVE</w:t>
             </w:r>
@@ -3595,16 +3535,16 @@
             <w:vAlign w:val="center"/>
             <w:shd w:fill="FFFFFF"/>
             <w:tcMar>
-              <w:top w:w="90" w:type="dxa"/>
+              <w:top w:w="55" w:type="dxa"/>
               <w:start w:w="100" w:type="dxa"/>
-              <w:bottom w:w="90" w:type="dxa"/>
+              <w:bottom w:w="55" w:type="dxa"/>
               <w:end w:w="100" w:type="dxa"/>
             </w:tcMar>
           </w:tcPr>
           <w:p>
             <w:r>
               <w:rPr>
-                <w:sz w:val="17"/>
+                <w:sz w:val="16"/>
               </w:rPr>
               <w:t>Adjustments</w:t>
             </w:r>
@@ -3616,16 +3556,16 @@
             <w:vAlign w:val="center"/>
             <w:shd w:fill="FFFFFF"/>
             <w:tcMar>
-              <w:top w:w="90" w:type="dxa"/>
+              <w:top w:w="55" w:type="dxa"/>
               <w:start w:w="100" w:type="dxa"/>
-              <w:bottom w:w="90" w:type="dxa"/>
+              <w:bottom w:w="55" w:type="dxa"/>
               <w:end w:w="100" w:type="dxa"/>
             </w:tcMar>
           </w:tcPr>
           <w:p>
             <w:r>
               <w:rPr>
-                <w:sz w:val="17"/>
+                <w:sz w:val="16"/>
               </w:rPr>
               <w:t>Mapped 또는 Stepped 조정 기능과 AUX 범위</w:t>
             </w:r>
@@ -3637,16 +3577,16 @@
             <w:vAlign w:val="center"/>
             <w:shd w:fill="FFFFFF"/>
             <w:tcMar>
-              <w:top w:w="90" w:type="dxa"/>
+              <w:top w:w="55" w:type="dxa"/>
               <w:start w:w="100" w:type="dxa"/>
-              <w:bottom w:w="90" w:type="dxa"/>
+              <w:bottom w:w="55" w:type="dxa"/>
               <w:end w:w="100" w:type="dxa"/>
             </w:tcMar>
           </w:tcPr>
           <w:p>
             <w:r>
               <w:rPr>
-                <w:sz w:val="17"/>
+                <w:sz w:val="16"/>
               </w:rPr>
               <w:t>0.6.33 슬롯별 안정 읽기</w:t>
             </w:r>
@@ -3660,16 +3600,16 @@
             <w:vAlign w:val="center"/>
             <w:shd w:fill="F2F7FA"/>
             <w:tcMar>
-              <w:top w:w="90" w:type="dxa"/>
+              <w:top w:w="55" w:type="dxa"/>
               <w:start w:w="100" w:type="dxa"/>
-              <w:bottom w:w="90" w:type="dxa"/>
+              <w:bottom w:w="55" w:type="dxa"/>
               <w:end w:w="100" w:type="dxa"/>
             </w:tcMar>
           </w:tcPr>
           <w:p>
             <w:r>
               <w:rPr>
-                <w:sz w:val="17"/>
+                <w:sz w:val="16"/>
               </w:rPr>
               <w:t>Beepers</w:t>
             </w:r>
@@ -3681,16 +3621,16 @@
             <w:vAlign w:val="center"/>
             <w:shd w:fill="F2F7FA"/>
             <w:tcMar>
-              <w:top w:w="90" w:type="dxa"/>
+              <w:top w:w="55" w:type="dxa"/>
               <w:start w:w="100" w:type="dxa"/>
-              <w:bottom w:w="90" w:type="dxa"/>
+              <w:bottom w:w="55" w:type="dxa"/>
               <w:end w:w="100" w:type="dxa"/>
             </w:tcMar>
           </w:tcPr>
           <w:p>
             <w:r>
               <w:rPr>
-                <w:sz w:val="17"/>
+                <w:sz w:val="16"/>
               </w:rPr>
               <w:t>비프 조건과 DSHOT Beacon</w:t>
             </w:r>
@@ -3702,16 +3642,16 @@
             <w:vAlign w:val="center"/>
             <w:shd w:fill="F2F7FA"/>
             <w:tcMar>
-              <w:top w:w="90" w:type="dxa"/>
+              <w:top w:w="55" w:type="dxa"/>
               <w:start w:w="100" w:type="dxa"/>
-              <w:bottom w:w="90" w:type="dxa"/>
+              <w:bottom w:w="55" w:type="dxa"/>
               <w:end w:w="100" w:type="dxa"/>
             </w:tcMar>
           </w:tcPr>
           <w:p>
             <w:r>
               <w:rPr>
-                <w:sz w:val="17"/>
+                <w:sz w:val="16"/>
               </w:rPr>
               <w:t>FC 지원 여부 확인</w:t>
             </w:r>
@@ -3725,16 +3665,16 @@
             <w:vAlign w:val="center"/>
             <w:shd w:fill="FFFFFF"/>
             <w:tcMar>
-              <w:top w:w="90" w:type="dxa"/>
+              <w:top w:w="55" w:type="dxa"/>
               <w:start w:w="100" w:type="dxa"/>
-              <w:bottom w:w="90" w:type="dxa"/>
+              <w:bottom w:w="55" w:type="dxa"/>
               <w:end w:w="100" w:type="dxa"/>
             </w:tcMar>
           </w:tcPr>
           <w:p>
             <w:r>
               <w:rPr>
-                <w:sz w:val="17"/>
+                <w:sz w:val="16"/>
               </w:rPr>
               <w:t>Sensors</w:t>
             </w:r>
@@ -3746,16 +3686,16 @@
             <w:vAlign w:val="center"/>
             <w:shd w:fill="FFFFFF"/>
             <w:tcMar>
-              <w:top w:w="90" w:type="dxa"/>
+              <w:top w:w="55" w:type="dxa"/>
               <w:start w:w="100" w:type="dxa"/>
-              <w:bottom w:w="90" w:type="dxa"/>
+              <w:bottom w:w="55" w:type="dxa"/>
               <w:end w:w="100" w:type="dxa"/>
             </w:tcMar>
           </w:tcPr>
           <w:p>
             <w:r>
               <w:rPr>
-                <w:sz w:val="17"/>
+                <w:sz w:val="16"/>
               </w:rPr>
               <w:t>Gyro, Accel 등 실시간 그래프</w:t>
             </w:r>
@@ -3767,16 +3707,16 @@
             <w:vAlign w:val="center"/>
             <w:shd w:fill="FFFFFF"/>
             <w:tcMar>
-              <w:top w:w="90" w:type="dxa"/>
+              <w:top w:w="55" w:type="dxa"/>
               <w:start w:w="100" w:type="dxa"/>
-              <w:bottom w:w="90" w:type="dxa"/>
+              <w:bottom w:w="55" w:type="dxa"/>
               <w:end w:w="100" w:type="dxa"/>
             </w:tcMar>
           </w:tcPr>
           <w:p>
             <w:r>
               <w:rPr>
-                <w:sz w:val="17"/>
+                <w:sz w:val="16"/>
               </w:rPr>
               <w:t>동시 그래프는 부하 증가</w:t>
             </w:r>
@@ -3790,16 +3730,16 @@
             <w:vAlign w:val="center"/>
             <w:shd w:fill="F2F7FA"/>
             <w:tcMar>
-              <w:top w:w="90" w:type="dxa"/>
+              <w:top w:w="55" w:type="dxa"/>
               <w:start w:w="100" w:type="dxa"/>
-              <w:bottom w:w="90" w:type="dxa"/>
+              <w:bottom w:w="55" w:type="dxa"/>
               <w:end w:w="100" w:type="dxa"/>
             </w:tcMar>
           </w:tcPr>
           <w:p>
             <w:r>
               <w:rPr>
-                <w:sz w:val="17"/>
+                <w:sz w:val="16"/>
               </w:rPr>
               <w:t>Blackbox</w:t>
             </w:r>
@@ -3811,16 +3751,16 @@
             <w:vAlign w:val="center"/>
             <w:shd w:fill="F2F7FA"/>
             <w:tcMar>
-              <w:top w:w="90" w:type="dxa"/>
+              <w:top w:w="55" w:type="dxa"/>
               <w:start w:w="100" w:type="dxa"/>
-              <w:bottom w:w="90" w:type="dxa"/>
+              <w:bottom w:w="55" w:type="dxa"/>
               <w:end w:w="100" w:type="dxa"/>
             </w:tcMar>
           </w:tcPr>
           <w:p>
             <w:r>
               <w:rPr>
-                <w:sz w:val="17"/>
+                <w:sz w:val="16"/>
               </w:rPr>
               <w:t>기록 장치, 옵션, Dataflash</w:t>
             </w:r>
@@ -3832,16 +3772,16 @@
             <w:vAlign w:val="center"/>
             <w:shd w:fill="F2F7FA"/>
             <w:tcMar>
-              <w:top w:w="90" w:type="dxa"/>
+              <w:top w:w="55" w:type="dxa"/>
               <w:start w:w="100" w:type="dxa"/>
-              <w:bottom w:w="90" w:type="dxa"/>
+              <w:bottom w:w="55" w:type="dxa"/>
               <w:end w:w="100" w:type="dxa"/>
             </w:tcMar>
           </w:tcPr>
           <w:p>
             <w:r>
               <w:rPr>
-                <w:sz w:val="17"/>
+                <w:sz w:val="16"/>
               </w:rPr>
               <w:t>파일 저장은 PC 권장</w:t>
             </w:r>
@@ -3849,16 +3789,6 @@
         </w:tc>
       </w:tr>
     </w:tbl>
-    <w:p>
-      <w:pPr>
-        <w:spacing w:after="20"/>
-      </w:pPr>
-    </w:p>
-    <w:p>
-      <w:r>
-        <w:br w:type="page"/>
-      </w:r>
-    </w:p>
     <w:p>
       <w:pPr>
         <w:pStyle w:val="Heading1"/>
@@ -3946,9 +3876,9 @@
             <w:shd w:fill="244A64"/>
             <w:vAlign w:val="center"/>
             <w:tcMar>
-              <w:top w:w="90" w:type="dxa"/>
+              <w:top w:w="55" w:type="dxa"/>
               <w:start w:w="100" w:type="dxa"/>
-              <w:bottom w:w="90" w:type="dxa"/>
+              <w:bottom w:w="55" w:type="dxa"/>
               <w:end w:w="100" w:type="dxa"/>
             </w:tcMar>
           </w:tcPr>
@@ -3957,7 +3887,7 @@
               <w:rPr>
                 <w:b/>
                 <w:color w:val="FFFFFF"/>
-                <w:sz w:val="17"/>
+                <w:sz w:val="16"/>
               </w:rPr>
               <w:t>버튼</w:t>
             </w:r>
@@ -3969,9 +3899,9 @@
             <w:shd w:fill="244A64"/>
             <w:vAlign w:val="center"/>
             <w:tcMar>
-              <w:top w:w="90" w:type="dxa"/>
+              <w:top w:w="55" w:type="dxa"/>
               <w:start w:w="100" w:type="dxa"/>
-              <w:bottom w:w="90" w:type="dxa"/>
+              <w:bottom w:w="55" w:type="dxa"/>
               <w:end w:w="100" w:type="dxa"/>
             </w:tcMar>
           </w:tcPr>
@@ -3980,7 +3910,7 @@
               <w:rPr>
                 <w:b/>
                 <w:color w:val="FFFFFF"/>
-                <w:sz w:val="17"/>
+                <w:sz w:val="16"/>
               </w:rPr>
               <w:t>기능</w:t>
             </w:r>
@@ -3994,16 +3924,16 @@
             <w:vAlign w:val="center"/>
             <w:shd w:fill="FFFFFF"/>
             <w:tcMar>
-              <w:top w:w="90" w:type="dxa"/>
+              <w:top w:w="55" w:type="dxa"/>
               <w:start w:w="100" w:type="dxa"/>
-              <w:bottom w:w="90" w:type="dxa"/>
+              <w:bottom w:w="55" w:type="dxa"/>
               <w:end w:w="100" w:type="dxa"/>
             </w:tcMar>
           </w:tcPr>
           <w:p>
             <w:r>
               <w:rPr>
-                <w:sz w:val="17"/>
+                <w:sz w:val="16"/>
               </w:rPr>
               <w:t>Calibrate Accelerometer</w:t>
             </w:r>
@@ -4015,16 +3945,16 @@
             <w:vAlign w:val="center"/>
             <w:shd w:fill="FFFFFF"/>
             <w:tcMar>
-              <w:top w:w="90" w:type="dxa"/>
+              <w:top w:w="55" w:type="dxa"/>
               <w:start w:w="100" w:type="dxa"/>
-              <w:bottom w:w="90" w:type="dxa"/>
+              <w:bottom w:w="55" w:type="dxa"/>
               <w:end w:w="100" w:type="dxa"/>
             </w:tcMar>
           </w:tcPr>
           <w:p>
             <w:r>
               <w:rPr>
-                <w:sz w:val="17"/>
+                <w:sz w:val="16"/>
               </w:rPr>
               <w:t>수평으로 고정한 상태에서 가속도계 보정</w:t>
             </w:r>
@@ -4038,16 +3968,16 @@
             <w:vAlign w:val="center"/>
             <w:shd w:fill="F2F7FA"/>
             <w:tcMar>
-              <w:top w:w="90" w:type="dxa"/>
+              <w:top w:w="55" w:type="dxa"/>
               <w:start w:w="100" w:type="dxa"/>
-              <w:bottom w:w="90" w:type="dxa"/>
+              <w:bottom w:w="55" w:type="dxa"/>
               <w:end w:w="100" w:type="dxa"/>
             </w:tcMar>
           </w:tcPr>
           <w:p>
             <w:r>
               <w:rPr>
-                <w:sz w:val="17"/>
+                <w:sz w:val="16"/>
               </w:rPr>
               <w:t>Calibrate Magnetometer</w:t>
             </w:r>
@@ -4059,16 +3989,16 @@
             <w:vAlign w:val="center"/>
             <w:shd w:fill="F2F7FA"/>
             <w:tcMar>
-              <w:top w:w="90" w:type="dxa"/>
+              <w:top w:w="55" w:type="dxa"/>
               <w:start w:w="100" w:type="dxa"/>
-              <w:bottom w:w="90" w:type="dxa"/>
+              <w:bottom w:w="55" w:type="dxa"/>
               <w:end w:w="100" w:type="dxa"/>
             </w:tcMar>
           </w:tcPr>
           <w:p>
             <w:r>
               <w:rPr>
-                <w:sz w:val="17"/>
+                <w:sz w:val="16"/>
               </w:rPr>
               <w:t>지원 장치에서 자기계 보정</w:t>
             </w:r>
@@ -4082,16 +4012,16 @@
             <w:vAlign w:val="center"/>
             <w:shd w:fill="FFFFFF"/>
             <w:tcMar>
-              <w:top w:w="90" w:type="dxa"/>
+              <w:top w:w="55" w:type="dxa"/>
               <w:start w:w="100" w:type="dxa"/>
-              <w:bottom w:w="90" w:type="dxa"/>
+              <w:bottom w:w="55" w:type="dxa"/>
               <w:end w:w="100" w:type="dxa"/>
             </w:tcMar>
           </w:tcPr>
           <w:p>
             <w:r>
               <w:rPr>
-                <w:sz w:val="17"/>
+                <w:sz w:val="16"/>
               </w:rPr>
               <w:t>Reset Settings</w:t>
             </w:r>
@@ -4103,16 +4033,16 @@
             <w:vAlign w:val="center"/>
             <w:shd w:fill="FFFFFF"/>
             <w:tcMar>
-              <w:top w:w="90" w:type="dxa"/>
+              <w:top w:w="55" w:type="dxa"/>
               <w:start w:w="100" w:type="dxa"/>
-              <w:bottom w:w="90" w:type="dxa"/>
+              <w:bottom w:w="55" w:type="dxa"/>
               <w:end w:w="100" w:type="dxa"/>
             </w:tcMar>
           </w:tcPr>
           <w:p>
             <w:r>
               <w:rPr>
-                <w:sz w:val="17"/>
+                <w:sz w:val="16"/>
               </w:rPr>
               <w:t>FC 설정을 기본값으로 복원</w:t>
             </w:r>
@@ -4126,16 +4056,16 @@
             <w:vAlign w:val="center"/>
             <w:shd w:fill="F2F7FA"/>
             <w:tcMar>
-              <w:top w:w="90" w:type="dxa"/>
+              <w:top w:w="55" w:type="dxa"/>
               <w:start w:w="100" w:type="dxa"/>
-              <w:bottom w:w="90" w:type="dxa"/>
+              <w:bottom w:w="55" w:type="dxa"/>
               <w:end w:w="100" w:type="dxa"/>
             </w:tcMar>
           </w:tcPr>
           <w:p>
             <w:r>
               <w:rPr>
-                <w:sz w:val="17"/>
+                <w:sz w:val="16"/>
               </w:rPr>
               <w:t>Save Settings</w:t>
             </w:r>
@@ -4147,16 +4077,16 @@
             <w:vAlign w:val="center"/>
             <w:shd w:fill="F2F7FA"/>
             <w:tcMar>
-              <w:top w:w="90" w:type="dxa"/>
+              <w:top w:w="55" w:type="dxa"/>
               <w:start w:w="100" w:type="dxa"/>
-              <w:bottom w:w="90" w:type="dxa"/>
+              <w:bottom w:w="55" w:type="dxa"/>
               <w:end w:w="100" w:type="dxa"/>
             </w:tcMar>
           </w:tcPr>
           <w:p>
             <w:r>
               <w:rPr>
-                <w:sz w:val="17"/>
+                <w:sz w:val="16"/>
               </w:rPr>
               <w:t>EEPROM에 현재 설정 저장</w:t>
             </w:r>
@@ -4170,16 +4100,16 @@
             <w:vAlign w:val="center"/>
             <w:shd w:fill="FFFFFF"/>
             <w:tcMar>
-              <w:top w:w="90" w:type="dxa"/>
+              <w:top w:w="55" w:type="dxa"/>
               <w:start w:w="100" w:type="dxa"/>
-              <w:bottom w:w="90" w:type="dxa"/>
+              <w:bottom w:w="55" w:type="dxa"/>
               <w:end w:w="100" w:type="dxa"/>
             </w:tcMar>
           </w:tcPr>
           <w:p>
             <w:r>
               <w:rPr>
-                <w:sz w:val="17"/>
+                <w:sz w:val="16"/>
               </w:rPr>
               <w:t>Boot Loader DFU</w:t>
             </w:r>
@@ -4191,16 +4121,16 @@
             <w:vAlign w:val="center"/>
             <w:shd w:fill="FFFFFF"/>
             <w:tcMar>
-              <w:top w:w="90" w:type="dxa"/>
+              <w:top w:w="55" w:type="dxa"/>
               <w:start w:w="100" w:type="dxa"/>
-              <w:bottom w:w="90" w:type="dxa"/>
+              <w:bottom w:w="55" w:type="dxa"/>
               <w:end w:w="100" w:type="dxa"/>
             </w:tcMar>
           </w:tcPr>
           <w:p>
             <w:r>
               <w:rPr>
-                <w:sz w:val="17"/>
+                <w:sz w:val="16"/>
               </w:rPr>
               <w:t>부트로더 또는 DFU로 재시작</w:t>
             </w:r>
@@ -4214,16 +4144,16 @@
             <w:vAlign w:val="center"/>
             <w:shd w:fill="F2F7FA"/>
             <w:tcMar>
-              <w:top w:w="90" w:type="dxa"/>
+              <w:top w:w="55" w:type="dxa"/>
               <w:start w:w="100" w:type="dxa"/>
-              <w:bottom w:w="90" w:type="dxa"/>
+              <w:bottom w:w="55" w:type="dxa"/>
               <w:end w:w="100" w:type="dxa"/>
             </w:tcMar>
           </w:tcPr>
           <w:p>
             <w:r>
               <w:rPr>
-                <w:sz w:val="17"/>
+                <w:sz w:val="16"/>
               </w:rPr>
               <w:t>Mass Storage Mode</w:t>
             </w:r>
@@ -4235,16 +4165,16 @@
             <w:vAlign w:val="center"/>
             <w:shd w:fill="F2F7FA"/>
             <w:tcMar>
-              <w:top w:w="90" w:type="dxa"/>
+              <w:top w:w="55" w:type="dxa"/>
               <w:start w:w="100" w:type="dxa"/>
-              <w:bottom w:w="90" w:type="dxa"/>
+              <w:bottom w:w="55" w:type="dxa"/>
               <w:end w:w="100" w:type="dxa"/>
             </w:tcMar>
           </w:tcPr>
           <w:p>
             <w:r>
               <w:rPr>
-                <w:sz w:val="17"/>
+                <w:sz w:val="16"/>
               </w:rPr>
               <w:t>지원 장치의 저장소 모드 진입</w:t>
             </w:r>
@@ -4258,16 +4188,16 @@
             <w:vAlign w:val="center"/>
             <w:shd w:fill="FFFFFF"/>
             <w:tcMar>
-              <w:top w:w="90" w:type="dxa"/>
+              <w:top w:w="55" w:type="dxa"/>
               <w:start w:w="100" w:type="dxa"/>
-              <w:bottom w:w="90" w:type="dxa"/>
+              <w:bottom w:w="55" w:type="dxa"/>
               <w:end w:w="100" w:type="dxa"/>
             </w:tcMar>
           </w:tcPr>
           <w:p>
             <w:r>
               <w:rPr>
-                <w:sz w:val="17"/>
+                <w:sz w:val="16"/>
               </w:rPr>
               <w:t>System Reboot</w:t>
             </w:r>
@@ -4279,16 +4209,16 @@
             <w:vAlign w:val="center"/>
             <w:shd w:fill="FFFFFF"/>
             <w:tcMar>
-              <w:top w:w="90" w:type="dxa"/>
+              <w:top w:w="55" w:type="dxa"/>
               <w:start w:w="100" w:type="dxa"/>
-              <w:bottom w:w="90" w:type="dxa"/>
+              <w:bottom w:w="55" w:type="dxa"/>
               <w:end w:w="100" w:type="dxa"/>
             </w:tcMar>
           </w:tcPr>
           <w:p>
             <w:r>
               <w:rPr>
-                <w:sz w:val="17"/>
+                <w:sz w:val="16"/>
               </w:rPr>
               <w:t>FC 재부팅</w:t>
             </w:r>
@@ -4296,16 +4226,6 @@
         </w:tc>
       </w:tr>
     </w:tbl>
-    <w:p>
-      <w:pPr>
-        <w:spacing w:after="20"/>
-      </w:pPr>
-    </w:p>
-    <w:p>
-      <w:r>
-        <w:br w:type="page"/>
-      </w:r>
-    </w:p>
     <w:p>
       <w:pPr>
         <w:pStyle w:val="Heading1"/>
@@ -4400,11 +4320,6 @@
       </w:pPr>
       <w:r>
         <w:t>Preview: Open Stick Viewer에서 조종기 Roll, Pitch, Yaw, Collective 입력에 따라 프리뷰가 움직입니다. Reset 버튼으로 기준 상태를 복원합니다.</w:t>
-      </w:r>
-    </w:p>
-    <w:p>
-      <w:r>
-        <w:br w:type="page"/>
       </w:r>
     </w:p>
     <w:p>
@@ -4535,11 +4450,6 @@
       </w:r>
     </w:p>
     <w:p>
-      <w:r>
-        <w:br w:type="page"/>
-      </w:r>
-    </w:p>
-    <w:p>
       <w:pPr>
         <w:pStyle w:val="Heading1"/>
       </w:pPr>
@@ -4594,9 +4504,9 @@
             <w:shd w:fill="244A64"/>
             <w:vAlign w:val="center"/>
             <w:tcMar>
-              <w:top w:w="90" w:type="dxa"/>
+              <w:top w:w="55" w:type="dxa"/>
               <w:start w:w="100" w:type="dxa"/>
-              <w:bottom w:w="90" w:type="dxa"/>
+              <w:bottom w:w="55" w:type="dxa"/>
               <w:end w:w="100" w:type="dxa"/>
             </w:tcMar>
           </w:tcPr>
@@ -4605,7 +4515,7 @@
               <w:rPr>
                 <w:b/>
                 <w:color w:val="FFFFFF"/>
-                <w:sz w:val="17"/>
+                <w:sz w:val="16"/>
               </w:rPr>
               <w:t>하위 메뉴</w:t>
             </w:r>
@@ -4617,9 +4527,9 @@
             <w:shd w:fill="244A64"/>
             <w:vAlign w:val="center"/>
             <w:tcMar>
-              <w:top w:w="90" w:type="dxa"/>
+              <w:top w:w="55" w:type="dxa"/>
               <w:start w:w="100" w:type="dxa"/>
-              <w:bottom w:w="90" w:type="dxa"/>
+              <w:bottom w:w="55" w:type="dxa"/>
               <w:end w:w="100" w:type="dxa"/>
             </w:tcMar>
           </w:tcPr>
@@ -4628,7 +4538,7 @@
               <w:rPr>
                 <w:b/>
                 <w:color w:val="FFFFFF"/>
-                <w:sz w:val="17"/>
+                <w:sz w:val="16"/>
               </w:rPr>
               <w:t>내용</w:t>
             </w:r>
@@ -4642,16 +4552,16 @@
             <w:vAlign w:val="center"/>
             <w:shd w:fill="FFFFFF"/>
             <w:tcMar>
-              <w:top w:w="90" w:type="dxa"/>
+              <w:top w:w="55" w:type="dxa"/>
               <w:start w:w="100" w:type="dxa"/>
-              <w:bottom w:w="90" w:type="dxa"/>
+              <w:bottom w:w="55" w:type="dxa"/>
               <w:end w:w="100" w:type="dxa"/>
             </w:tcMar>
           </w:tcPr>
           <w:p>
             <w:r>
               <w:rPr>
-                <w:sz w:val="17"/>
+                <w:sz w:val="16"/>
               </w:rPr>
               <w:t>Main Rotor Setting</w:t>
             </w:r>
@@ -4663,16 +4573,16 @@
             <w:vAlign w:val="center"/>
             <w:shd w:fill="FFFFFF"/>
             <w:tcMar>
-              <w:top w:w="90" w:type="dxa"/>
+              <w:top w:w="55" w:type="dxa"/>
               <w:start w:w="100" w:type="dxa"/>
-              <w:bottom w:w="90" w:type="dxa"/>
+              <w:bottom w:w="55" w:type="dxa"/>
               <w:end w:w="100" w:type="dxa"/>
             </w:tcMar>
           </w:tcPr>
           <w:p>
             <w:r>
               <w:rPr>
-                <w:sz w:val="17"/>
+                <w:sz w:val="16"/>
               </w:rPr>
               <w:t>스와시 형식과 메인로터 기본 설정</w:t>
             </w:r>
@@ -4686,16 +4596,16 @@
             <w:vAlign w:val="center"/>
             <w:shd w:fill="F2F7FA"/>
             <w:tcMar>
-              <w:top w:w="90" w:type="dxa"/>
+              <w:top w:w="55" w:type="dxa"/>
               <w:start w:w="100" w:type="dxa"/>
-              <w:bottom w:w="90" w:type="dxa"/>
+              <w:bottom w:w="55" w:type="dxa"/>
               <w:end w:w="100" w:type="dxa"/>
             </w:tcMar>
           </w:tcPr>
           <w:p>
             <w:r>
               <w:rPr>
-                <w:sz w:val="17"/>
+                <w:sz w:val="16"/>
               </w:rPr>
               <w:t>Direction Check</w:t>
             </w:r>
@@ -4707,16 +4617,16 @@
             <w:vAlign w:val="center"/>
             <w:shd w:fill="F2F7FA"/>
             <w:tcMar>
-              <w:top w:w="90" w:type="dxa"/>
+              <w:top w:w="55" w:type="dxa"/>
               <w:start w:w="100" w:type="dxa"/>
-              <w:bottom w:w="90" w:type="dxa"/>
+              <w:bottom w:w="55" w:type="dxa"/>
               <w:end w:w="100" w:type="dxa"/>
             </w:tcMar>
           </w:tcPr>
           <w:p>
             <w:r>
               <w:rPr>
-                <w:sz w:val="17"/>
+                <w:sz w:val="16"/>
               </w:rPr>
               <w:t>Aileron, Elevator, Collective 방향 확인</w:t>
             </w:r>
@@ -4730,16 +4640,16 @@
             <w:vAlign w:val="center"/>
             <w:shd w:fill="FFFFFF"/>
             <w:tcMar>
-              <w:top w:w="90" w:type="dxa"/>
+              <w:top w:w="55" w:type="dxa"/>
               <w:start w:w="100" w:type="dxa"/>
-              <w:bottom w:w="90" w:type="dxa"/>
+              <w:bottom w:w="55" w:type="dxa"/>
               <w:end w:w="100" w:type="dxa"/>
             </w:tcMar>
           </w:tcPr>
           <w:p>
             <w:r>
               <w:rPr>
-                <w:sz w:val="17"/>
+                <w:sz w:val="16"/>
               </w:rPr>
               <w:t>Swashplate Trim</w:t>
             </w:r>
@@ -4751,16 +4661,16 @@
             <w:vAlign w:val="center"/>
             <w:shd w:fill="FFFFFF"/>
             <w:tcMar>
-              <w:top w:w="90" w:type="dxa"/>
+              <w:top w:w="55" w:type="dxa"/>
               <w:start w:w="100" w:type="dxa"/>
-              <w:bottom w:w="90" w:type="dxa"/>
+              <w:bottom w:w="55" w:type="dxa"/>
               <w:end w:w="100" w:type="dxa"/>
             </w:tcMar>
           </w:tcPr>
           <w:p>
             <w:r>
               <w:rPr>
-                <w:sz w:val="17"/>
+                <w:sz w:val="16"/>
               </w:rPr>
               <w:t>스와시 중심과 트림</w:t>
             </w:r>
@@ -4774,16 +4684,16 @@
             <w:vAlign w:val="center"/>
             <w:shd w:fill="F2F7FA"/>
             <w:tcMar>
-              <w:top w:w="90" w:type="dxa"/>
+              <w:top w:w="55" w:type="dxa"/>
               <w:start w:w="100" w:type="dxa"/>
-              <w:bottom w:w="90" w:type="dxa"/>
+              <w:bottom w:w="55" w:type="dxa"/>
               <w:end w:w="100" w:type="dxa"/>
             </w:tcMar>
           </w:tcPr>
           <w:p>
             <w:r>
               <w:rPr>
-                <w:sz w:val="17"/>
+                <w:sz w:val="16"/>
               </w:rPr>
               <w:t>Main Rotor Geometry</w:t>
             </w:r>
@@ -4795,16 +4705,16 @@
             <w:vAlign w:val="center"/>
             <w:shd w:fill="F2F7FA"/>
             <w:tcMar>
-              <w:top w:w="90" w:type="dxa"/>
+              <w:top w:w="55" w:type="dxa"/>
               <w:start w:w="100" w:type="dxa"/>
-              <w:bottom w:w="90" w:type="dxa"/>
+              <w:bottom w:w="55" w:type="dxa"/>
               <w:end w:w="100" w:type="dxa"/>
             </w:tcMar>
           </w:tcPr>
           <w:p>
             <w:r>
               <w:rPr>
-                <w:sz w:val="17"/>
+                <w:sz w:val="16"/>
               </w:rPr>
               <w:t>서보와 링크 기하 설정</w:t>
             </w:r>
@@ -4818,16 +4728,16 @@
             <w:vAlign w:val="center"/>
             <w:shd w:fill="FFFFFF"/>
             <w:tcMar>
-              <w:top w:w="90" w:type="dxa"/>
+              <w:top w:w="55" w:type="dxa"/>
               <w:start w:w="100" w:type="dxa"/>
-              <w:bottom w:w="90" w:type="dxa"/>
+              <w:bottom w:w="55" w:type="dxa"/>
               <w:end w:w="100" w:type="dxa"/>
             </w:tcMar>
           </w:tcPr>
           <w:p>
             <w:r>
               <w:rPr>
-                <w:sz w:val="17"/>
+                <w:sz w:val="16"/>
               </w:rPr>
               <w:t>Tail Rotor Setting</w:t>
             </w:r>
@@ -4839,16 +4749,16 @@
             <w:vAlign w:val="center"/>
             <w:shd w:fill="FFFFFF"/>
             <w:tcMar>
-              <w:top w:w="90" w:type="dxa"/>
+              <w:top w:w="55" w:type="dxa"/>
               <w:start w:w="100" w:type="dxa"/>
-              <w:bottom w:w="90" w:type="dxa"/>
+              <w:bottom w:w="55" w:type="dxa"/>
               <w:end w:w="100" w:type="dxa"/>
             </w:tcMar>
           </w:tcPr>
           <w:p>
             <w:r>
               <w:rPr>
-                <w:sz w:val="17"/>
+                <w:sz w:val="16"/>
               </w:rPr>
               <w:t>Tail Rotor Type, Yaw Center Trim, CW 및 CCW Blade Angle Limit</w:t>
             </w:r>
@@ -4862,16 +4772,16 @@
             <w:vAlign w:val="center"/>
             <w:shd w:fill="F2F7FA"/>
             <w:tcMar>
-              <w:top w:w="90" w:type="dxa"/>
+              <w:top w:w="55" w:type="dxa"/>
               <w:start w:w="100" w:type="dxa"/>
-              <w:bottom w:w="90" w:type="dxa"/>
+              <w:bottom w:w="55" w:type="dxa"/>
               <w:end w:w="100" w:type="dxa"/>
             </w:tcMar>
           </w:tcPr>
           <w:p>
             <w:r>
               <w:rPr>
-                <w:sz w:val="17"/>
+                <w:sz w:val="16"/>
               </w:rPr>
               <w:t>Mixer Override Easy</w:t>
             </w:r>
@@ -4883,16 +4793,16 @@
             <w:vAlign w:val="center"/>
             <w:shd w:fill="F2F7FA"/>
             <w:tcMar>
-              <w:top w:w="90" w:type="dxa"/>
+              <w:top w:w="55" w:type="dxa"/>
               <w:start w:w="100" w:type="dxa"/>
-              <w:bottom w:w="90" w:type="dxa"/>
+              <w:bottom w:w="55" w:type="dxa"/>
               <w:end w:w="100" w:type="dxa"/>
             </w:tcMar>
           </w:tcPr>
           <w:p>
             <w:r>
               <w:rPr>
-                <w:sz w:val="17"/>
+                <w:sz w:val="16"/>
               </w:rPr>
               <w:t>필요 항목을 간단히 조작하는 Override</w:t>
             </w:r>
@@ -4906,16 +4816,16 @@
             <w:vAlign w:val="center"/>
             <w:shd w:fill="FFFFFF"/>
             <w:tcMar>
-              <w:top w:w="90" w:type="dxa"/>
+              <w:top w:w="55" w:type="dxa"/>
               <w:start w:w="100" w:type="dxa"/>
-              <w:bottom w:w="90" w:type="dxa"/>
+              <w:bottom w:w="55" w:type="dxa"/>
               <w:end w:w="100" w:type="dxa"/>
             </w:tcMar>
           </w:tcPr>
           <w:p>
             <w:r>
               <w:rPr>
-                <w:sz w:val="17"/>
+                <w:sz w:val="16"/>
               </w:rPr>
               <w:t>Mixer Override</w:t>
             </w:r>
@@ -4927,16 +4837,16 @@
             <w:vAlign w:val="center"/>
             <w:shd w:fill="FFFFFF"/>
             <w:tcMar>
-              <w:top w:w="90" w:type="dxa"/>
+              <w:top w:w="55" w:type="dxa"/>
               <w:start w:w="100" w:type="dxa"/>
-              <w:bottom w:w="90" w:type="dxa"/>
+              <w:bottom w:w="55" w:type="dxa"/>
               <w:end w:w="100" w:type="dxa"/>
             </w:tcMar>
           </w:tcPr>
           <w:p>
             <w:r>
               <w:rPr>
-                <w:sz w:val="17"/>
+                <w:sz w:val="16"/>
               </w:rPr>
               <w:t>전체 믹서 출력과 Passthrough를 시험</w:t>
             </w:r>
@@ -4945,18 +4855,8 @@
       </w:tr>
     </w:tbl>
     <w:p>
-      <w:pPr>
-        <w:spacing w:after="20"/>
-      </w:pPr>
-    </w:p>
-    <w:p>
       <w:r>
         <w:t>Override는 임시 시험 기능입니다. Enable 상태에서만 다이얼과 입력 기능이 작동하며, 저장값과 실시간 출력값을 혼동하지 마십시오.</w:t>
-      </w:r>
-    </w:p>
-    <w:p>
-      <w:r>
-        <w:br w:type="page"/>
       </w:r>
     </w:p>
     <w:p>
@@ -5082,11 +4982,6 @@
       </w:r>
     </w:p>
     <w:p>
-      <w:r>
-        <w:br w:type="page"/>
-      </w:r>
-    </w:p>
-    <w:p>
       <w:pPr>
         <w:pStyle w:val="Heading1"/>
       </w:pPr>
@@ -5178,9 +5073,9 @@
             <w:shd w:fill="244A64"/>
             <w:vAlign w:val="center"/>
             <w:tcMar>
-              <w:top w:w="90" w:type="dxa"/>
+              <w:top w:w="55" w:type="dxa"/>
               <w:start w:w="100" w:type="dxa"/>
-              <w:bottom w:w="90" w:type="dxa"/>
+              <w:bottom w:w="55" w:type="dxa"/>
               <w:end w:w="100" w:type="dxa"/>
             </w:tcMar>
           </w:tcPr>
@@ -5189,7 +5084,7 @@
               <w:rPr>
                 <w:b/>
                 <w:color w:val="FFFFFF"/>
-                <w:sz w:val="17"/>
+                <w:sz w:val="16"/>
               </w:rPr>
               <w:t>방식</w:t>
             </w:r>
@@ -5201,9 +5096,9 @@
             <w:shd w:fill="244A64"/>
             <w:vAlign w:val="center"/>
             <w:tcMar>
-              <w:top w:w="90" w:type="dxa"/>
+              <w:top w:w="55" w:type="dxa"/>
               <w:start w:w="100" w:type="dxa"/>
-              <w:bottom w:w="90" w:type="dxa"/>
+              <w:bottom w:w="55" w:type="dxa"/>
               <w:end w:w="100" w:type="dxa"/>
             </w:tcMar>
           </w:tcPr>
@@ -5212,7 +5107,7 @@
               <w:rPr>
                 <w:b/>
                 <w:color w:val="FFFFFF"/>
-                <w:sz w:val="17"/>
+                <w:sz w:val="16"/>
               </w:rPr>
               <w:t>설명</w:t>
             </w:r>
@@ -5226,16 +5121,16 @@
             <w:vAlign w:val="center"/>
             <w:shd w:fill="FFFFFF"/>
             <w:tcMar>
-              <w:top w:w="90" w:type="dxa"/>
+              <w:top w:w="55" w:type="dxa"/>
               <w:start w:w="100" w:type="dxa"/>
-              <w:bottom w:w="90" w:type="dxa"/>
+              <w:bottom w:w="55" w:type="dxa"/>
               <w:end w:w="100" w:type="dxa"/>
             </w:tcMar>
           </w:tcPr>
           <w:p>
             <w:r>
               <w:rPr>
-                <w:sz w:val="17"/>
+                <w:sz w:val="16"/>
               </w:rPr>
               <w:t>OFF</w:t>
             </w:r>
@@ -5247,16 +5142,16 @@
             <w:vAlign w:val="center"/>
             <w:shd w:fill="FFFFFF"/>
             <w:tcMar>
-              <w:top w:w="90" w:type="dxa"/>
+              <w:top w:w="55" w:type="dxa"/>
               <w:start w:w="100" w:type="dxa"/>
-              <w:bottom w:w="90" w:type="dxa"/>
+              <w:bottom w:w="55" w:type="dxa"/>
               <w:end w:w="100" w:type="dxa"/>
             </w:tcMar>
           </w:tcPr>
           <w:p>
             <w:r>
               <w:rPr>
-                <w:sz w:val="17"/>
+                <w:sz w:val="16"/>
               </w:rPr>
               <w:t>슬롯을 사용하지 않음</w:t>
             </w:r>
@@ -5270,16 +5165,16 @@
             <w:vAlign w:val="center"/>
             <w:shd w:fill="F2F7FA"/>
             <w:tcMar>
-              <w:top w:w="90" w:type="dxa"/>
+              <w:top w:w="55" w:type="dxa"/>
               <w:start w:w="100" w:type="dxa"/>
-              <w:bottom w:w="90" w:type="dxa"/>
+              <w:bottom w:w="55" w:type="dxa"/>
               <w:end w:w="100" w:type="dxa"/>
             </w:tcMar>
           </w:tcPr>
           <w:p>
             <w:r>
               <w:rPr>
-                <w:sz w:val="17"/>
+                <w:sz w:val="16"/>
               </w:rPr>
               <w:t>MAPPED</w:t>
             </w:r>
@@ -5291,16 +5186,16 @@
             <w:vAlign w:val="center"/>
             <w:shd w:fill="F2F7FA"/>
             <w:tcMar>
-              <w:top w:w="90" w:type="dxa"/>
+              <w:top w:w="55" w:type="dxa"/>
               <w:start w:w="100" w:type="dxa"/>
-              <w:bottom w:w="90" w:type="dxa"/>
+              <w:bottom w:w="55" w:type="dxa"/>
               <w:end w:w="100" w:type="dxa"/>
             </w:tcMar>
           </w:tcPr>
           <w:p>
             <w:r>
               <w:rPr>
-                <w:sz w:val="17"/>
+                <w:sz w:val="16"/>
               </w:rPr>
               <w:t>Value 채널 위치를 지정한 최소값과 최대값에 연속적으로 대응</w:t>
             </w:r>
@@ -5314,16 +5209,16 @@
             <w:vAlign w:val="center"/>
             <w:shd w:fill="FFFFFF"/>
             <w:tcMar>
-              <w:top w:w="90" w:type="dxa"/>
+              <w:top w:w="55" w:type="dxa"/>
               <w:start w:w="100" w:type="dxa"/>
-              <w:bottom w:w="90" w:type="dxa"/>
+              <w:bottom w:w="55" w:type="dxa"/>
               <w:end w:w="100" w:type="dxa"/>
             </w:tcMar>
           </w:tcPr>
           <w:p>
             <w:r>
               <w:rPr>
-                <w:sz w:val="17"/>
+                <w:sz w:val="16"/>
               </w:rPr>
               <w:t>STEPPED</w:t>
             </w:r>
@@ -5335,16 +5230,16 @@
             <w:vAlign w:val="center"/>
             <w:shd w:fill="FFFFFF"/>
             <w:tcMar>
-              <w:top w:w="90" w:type="dxa"/>
+              <w:top w:w="55" w:type="dxa"/>
               <w:start w:w="100" w:type="dxa"/>
-              <w:bottom w:w="90" w:type="dxa"/>
+              <w:bottom w:w="55" w:type="dxa"/>
               <w:end w:w="100" w:type="dxa"/>
             </w:tcMar>
           </w:tcPr>
           <w:p>
             <w:r>
               <w:rPr>
-                <w:sz w:val="17"/>
+                <w:sz w:val="16"/>
               </w:rPr>
               <w:t>Decrease와 Increase 범위에 들어올 때 Step 단위로 값을 감소 또는 증가</w:t>
             </w:r>
@@ -5352,11 +5247,6 @@
         </w:tc>
       </w:tr>
     </w:tbl>
-    <w:p>
-      <w:pPr>
-        <w:spacing w:after="20"/>
-      </w:pPr>
-    </w:p>
     <w:p>
       <w:r>
         <w:t>0.6.33부터 공식 Rotorflight 2.3 펌웨어의 MSP GET ADJUSTMENT RANGE 156 명령을 사용해 각 슬롯을 14바이트씩 개별 조회합니다. 긴 전체 응답에서 발생하던 Function과 AUX 값 손상을 피합니다. 슬롯은 FC 순서 그대로 표시하며, 편집은 로컬에서 수행하고 SAVE 시 변경된 슬롯만 저장합니다.</w:t>
@@ -5371,11 +5261,6 @@
       </w:r>
       <w:r>
         <w:t>AUX 채널은 AUX 1부터 AUX 16 범위여야 합니다. AUX 132 같은 값이 보이면 정상 데이터가 아니므로 저장하지 말고 연결과 설치 버전을 확인하십시오.</w:t>
-      </w:r>
-    </w:p>
-    <w:p>
-      <w:r>
-        <w:br w:type="page"/>
       </w:r>
     </w:p>
     <w:p>
@@ -5453,11 +5338,6 @@
       </w:r>
     </w:p>
     <w:p>
-      <w:r>
-        <w:br w:type="page"/>
-      </w:r>
-    </w:p>
-    <w:p>
       <w:pPr>
         <w:pStyle w:val="Heading1"/>
       </w:pPr>
@@ -5491,9 +5371,9 @@
             <w:shd w:fill="244A64"/>
             <w:vAlign w:val="center"/>
             <w:tcMar>
-              <w:top w:w="90" w:type="dxa"/>
+              <w:top w:w="55" w:type="dxa"/>
               <w:start w:w="100" w:type="dxa"/>
-              <w:bottom w:w="90" w:type="dxa"/>
+              <w:bottom w:w="55" w:type="dxa"/>
               <w:end w:w="100" w:type="dxa"/>
             </w:tcMar>
           </w:tcPr>
@@ -5502,7 +5382,7 @@
               <w:rPr>
                 <w:b/>
                 <w:color w:val="FFFFFF"/>
-                <w:sz w:val="17"/>
+                <w:sz w:val="16"/>
               </w:rPr>
               <w:t>증상</w:t>
             </w:r>
@@ -5514,9 +5394,9 @@
             <w:shd w:fill="244A64"/>
             <w:vAlign w:val="center"/>
             <w:tcMar>
-              <w:top w:w="90" w:type="dxa"/>
+              <w:top w:w="55" w:type="dxa"/>
               <w:start w:w="100" w:type="dxa"/>
-              <w:bottom w:w="90" w:type="dxa"/>
+              <w:bottom w:w="55" w:type="dxa"/>
               <w:end w:w="100" w:type="dxa"/>
             </w:tcMar>
           </w:tcPr>
@@ -5525,7 +5405,7 @@
               <w:rPr>
                 <w:b/>
                 <w:color w:val="FFFFFF"/>
-                <w:sz w:val="17"/>
+                <w:sz w:val="16"/>
               </w:rPr>
               <w:t>확인 및 조치</w:t>
             </w:r>
@@ -5539,16 +5419,16 @@
             <w:vAlign w:val="center"/>
             <w:shd w:fill="FFFFFF"/>
             <w:tcMar>
-              <w:top w:w="90" w:type="dxa"/>
+              <w:top w:w="55" w:type="dxa"/>
               <w:start w:w="100" w:type="dxa"/>
-              <w:bottom w:w="90" w:type="dxa"/>
+              <w:bottom w:w="55" w:type="dxa"/>
               <w:end w:w="100" w:type="dxa"/>
             </w:tcMar>
           </w:tcPr>
           <w:p>
             <w:r>
               <w:rPr>
-                <w:sz w:val="17"/>
+                <w:sz w:val="16"/>
               </w:rPr>
               <w:t>NO LINK</w:t>
             </w:r>
@@ -5560,16 +5440,16 @@
             <w:vAlign w:val="center"/>
             <w:shd w:fill="FFFFFF"/>
             <w:tcMar>
-              <w:top w:w="90" w:type="dxa"/>
+              <w:top w:w="55" w:type="dxa"/>
               <w:start w:w="100" w:type="dxa"/>
-              <w:bottom w:w="90" w:type="dxa"/>
+              <w:bottom w:w="55" w:type="dxa"/>
               <w:end w:w="100" w:type="dxa"/>
             </w:tcMar>
           </w:tcPr>
           <w:p>
             <w:r>
               <w:rPr>
-                <w:sz w:val="17"/>
+                <w:sz w:val="16"/>
               </w:rPr>
               <w:t>수신기와 FC 전원, 텔레메트리 배선, CRSF 및 MSP 설정, 모델 선택을 확인</w:t>
             </w:r>
@@ -5583,16 +5463,16 @@
             <w:vAlign w:val="center"/>
             <w:shd w:fill="F2F7FA"/>
             <w:tcMar>
-              <w:top w:w="90" w:type="dxa"/>
+              <w:top w:w="55" w:type="dxa"/>
               <w:start w:w="100" w:type="dxa"/>
-              <w:bottom w:w="90" w:type="dxa"/>
+              <w:bottom w:w="55" w:type="dxa"/>
               <w:end w:w="100" w:type="dxa"/>
             </w:tcMar>
           </w:tcPr>
           <w:p>
             <w:r>
               <w:rPr>
-                <w:sz w:val="17"/>
+                <w:sz w:val="16"/>
               </w:rPr>
               <w:t>READING FC에서 멈춤</w:t>
             </w:r>
@@ -5604,16 +5484,16 @@
             <w:vAlign w:val="center"/>
             <w:shd w:fill="F2F7FA"/>
             <w:tcMar>
-              <w:top w:w="90" w:type="dxa"/>
+              <w:top w:w="55" w:type="dxa"/>
               <w:start w:w="100" w:type="dxa"/>
-              <w:bottom w:w="90" w:type="dxa"/>
+              <w:bottom w:w="55" w:type="dxa"/>
               <w:end w:w="100" w:type="dxa"/>
             </w:tcMar>
           </w:tcPr>
           <w:p>
             <w:r>
               <w:rPr>
-                <w:sz w:val="17"/>
+                <w:sz w:val="16"/>
               </w:rPr>
               <w:t>PC Configurator USB 연결을 종료하고 Lua를 다시 실행. 텔레메트리 포트 설정 확인</w:t>
             </w:r>
@@ -5627,16 +5507,16 @@
             <w:vAlign w:val="center"/>
             <w:shd w:fill="FFFFFF"/>
             <w:tcMar>
-              <w:top w:w="90" w:type="dxa"/>
+              <w:top w:w="55" w:type="dxa"/>
               <w:start w:w="100" w:type="dxa"/>
-              <w:bottom w:w="90" w:type="dxa"/>
+              <w:bottom w:w="55" w:type="dxa"/>
               <w:end w:w="100" w:type="dxa"/>
             </w:tcMar>
           </w:tcPr>
           <w:p>
             <w:r>
               <w:rPr>
-                <w:sz w:val="17"/>
+                <w:sz w:val="16"/>
               </w:rPr>
               <w:t>AUX LIVE READ ERROR</w:t>
             </w:r>
@@ -5648,16 +5528,16 @@
             <w:vAlign w:val="center"/>
             <w:shd w:fill="FFFFFF"/>
             <w:tcMar>
-              <w:top w:w="90" w:type="dxa"/>
+              <w:top w:w="55" w:type="dxa"/>
               <w:start w:w="100" w:type="dxa"/>
-              <w:bottom w:w="90" w:type="dxa"/>
+              <w:bottom w:w="55" w:type="dxa"/>
               <w:end w:w="100" w:type="dxa"/>
             </w:tcMar>
           </w:tcPr>
           <w:p>
             <w:r>
               <w:rPr>
-                <w:sz w:val="17"/>
+                <w:sz w:val="16"/>
               </w:rPr>
               <w:t>MSP RC 응답이 오지 않음. 수신기 연결과 텔레메트리 링크 확인</w:t>
             </w:r>
@@ -5671,16 +5551,16 @@
             <w:vAlign w:val="center"/>
             <w:shd w:fill="F2F7FA"/>
             <w:tcMar>
-              <w:top w:w="90" w:type="dxa"/>
+              <w:top w:w="55" w:type="dxa"/>
               <w:start w:w="100" w:type="dxa"/>
-              <w:bottom w:w="90" w:type="dxa"/>
+              <w:bottom w:w="55" w:type="dxa"/>
               <w:end w:w="100" w:type="dxa"/>
             </w:tcMar>
           </w:tcPr>
           <w:p>
             <w:r>
               <w:rPr>
-                <w:sz w:val="17"/>
+                <w:sz w:val="16"/>
               </w:rPr>
               <w:t>AUX 16보다 큰 번호 표시</w:t>
             </w:r>
@@ -5692,16 +5572,16 @@
             <w:vAlign w:val="center"/>
             <w:shd w:fill="F2F7FA"/>
             <w:tcMar>
-              <w:top w:w="90" w:type="dxa"/>
+              <w:top w:w="55" w:type="dxa"/>
               <w:start w:w="100" w:type="dxa"/>
-              <w:bottom w:w="90" w:type="dxa"/>
+              <w:bottom w:w="55" w:type="dxa"/>
               <w:end w:w="100" w:type="dxa"/>
             </w:tcMar>
           </w:tcPr>
           <w:p>
             <w:r>
               <w:rPr>
-                <w:sz w:val="17"/>
+                <w:sz w:val="16"/>
               </w:rPr>
               <w:t>손상되거나 잘못 해석된 데이터. 저장 금지. 반드시 0.6.33 이상에서 슬롯별 읽기 확인</w:t>
             </w:r>
@@ -5715,16 +5595,16 @@
             <w:vAlign w:val="center"/>
             <w:shd w:fill="FFFFFF"/>
             <w:tcMar>
-              <w:top w:w="90" w:type="dxa"/>
+              <w:top w:w="55" w:type="dxa"/>
               <w:start w:w="100" w:type="dxa"/>
-              <w:bottom w:w="90" w:type="dxa"/>
+              <w:bottom w:w="55" w:type="dxa"/>
               <w:end w:w="100" w:type="dxa"/>
             </w:tcMar>
           </w:tcPr>
           <w:p>
             <w:r>
               <w:rPr>
-                <w:sz w:val="17"/>
+                <w:sz w:val="16"/>
               </w:rPr>
               <w:t>Script syntax error</w:t>
             </w:r>
@@ -5736,16 +5616,16 @@
             <w:vAlign w:val="center"/>
             <w:shd w:fill="FFFFFF"/>
             <w:tcMar>
-              <w:top w:w="90" w:type="dxa"/>
+              <w:top w:w="55" w:type="dxa"/>
               <w:start w:w="100" w:type="dxa"/>
-              <w:bottom w:w="90" w:type="dxa"/>
+              <w:bottom w:w="55" w:type="dxa"/>
               <w:end w:w="100" w:type="dxa"/>
             </w:tcMar>
           </w:tcPr>
           <w:p>
             <w:r>
               <w:rPr>
-                <w:sz w:val="17"/>
+                <w:sz w:val="16"/>
               </w:rPr>
               <w:t>RFLUASETUP 폴더를 완전히 지우고 최신 설치본을 새로 복사. 구버전 파일 혼합 여부 확인</w:t>
             </w:r>
@@ -5759,16 +5639,16 @@
             <w:vAlign w:val="center"/>
             <w:shd w:fill="F2F7FA"/>
             <w:tcMar>
-              <w:top w:w="90" w:type="dxa"/>
+              <w:top w:w="55" w:type="dxa"/>
               <w:start w:w="100" w:type="dxa"/>
-              <w:bottom w:w="90" w:type="dxa"/>
+              <w:bottom w:w="55" w:type="dxa"/>
               <w:end w:w="100" w:type="dxa"/>
             </w:tcMar>
           </w:tcPr>
           <w:p>
             <w:r>
               <w:rPr>
-                <w:sz w:val="17"/>
+                <w:sz w:val="16"/>
               </w:rPr>
               <w:t>값은 바뀌지만 재부팅 후 복원</w:t>
             </w:r>
@@ -5780,16 +5660,16 @@
             <w:vAlign w:val="center"/>
             <w:shd w:fill="F2F7FA"/>
             <w:tcMar>
-              <w:top w:w="90" w:type="dxa"/>
+              <w:top w:w="55" w:type="dxa"/>
               <w:start w:w="100" w:type="dxa"/>
-              <w:bottom w:w="90" w:type="dxa"/>
+              <w:bottom w:w="55" w:type="dxa"/>
               <w:end w:w="100" w:type="dxa"/>
             </w:tcMar>
           </w:tcPr>
           <w:p>
             <w:r>
               <w:rPr>
-                <w:sz w:val="17"/>
+                <w:sz w:val="16"/>
               </w:rPr>
               <w:t>FC에 실시간 전송만 된 상태. SAVE 또는 APPLY AND SAVE로 EEPROM 저장</w:t>
             </w:r>
@@ -5803,16 +5683,16 @@
             <w:vAlign w:val="center"/>
             <w:shd w:fill="FFFFFF"/>
             <w:tcMar>
-              <w:top w:w="90" w:type="dxa"/>
+              <w:top w:w="55" w:type="dxa"/>
               <w:start w:w="100" w:type="dxa"/>
-              <w:bottom w:w="90" w:type="dxa"/>
+              <w:bottom w:w="55" w:type="dxa"/>
               <w:end w:w="100" w:type="dxa"/>
             </w:tcMar>
           </w:tcPr>
           <w:p>
             <w:r>
               <w:rPr>
-                <w:sz w:val="17"/>
+                <w:sz w:val="16"/>
               </w:rPr>
               <w:t>조종기 키가 실시간으로 안 움직임</w:t>
             </w:r>
@@ -5824,16 +5704,16 @@
             <w:vAlign w:val="center"/>
             <w:shd w:fill="FFFFFF"/>
             <w:tcMar>
-              <w:top w:w="90" w:type="dxa"/>
+              <w:top w:w="55" w:type="dxa"/>
               <w:start w:w="100" w:type="dxa"/>
-              <w:bottom w:w="90" w:type="dxa"/>
+              <w:bottom w:w="55" w:type="dxa"/>
               <w:end w:w="100" w:type="dxa"/>
             </w:tcMar>
           </w:tcPr>
           <w:p>
             <w:r>
               <w:rPr>
-                <w:sz w:val="17"/>
+                <w:sz w:val="16"/>
               </w:rPr>
               <w:t>채널 할당, AUX 번호, Receiver 입력, MSP RC 갱신 상태 확인</w:t>
             </w:r>
@@ -5847,16 +5727,16 @@
             <w:vAlign w:val="center"/>
             <w:shd w:fill="F2F7FA"/>
             <w:tcMar>
-              <w:top w:w="90" w:type="dxa"/>
+              <w:top w:w="55" w:type="dxa"/>
               <w:start w:w="100" w:type="dxa"/>
-              <w:bottom w:w="90" w:type="dxa"/>
+              <w:bottom w:w="55" w:type="dxa"/>
               <w:end w:w="100" w:type="dxa"/>
             </w:tcMar>
           </w:tcPr>
           <w:p>
             <w:r>
               <w:rPr>
-                <w:sz w:val="17"/>
+                <w:sz w:val="16"/>
               </w:rPr>
               <w:t>메뉴가 버벅임</w:t>
             </w:r>
@@ -5868,16 +5748,16 @@
             <w:vAlign w:val="center"/>
             <w:shd w:fill="F2F7FA"/>
             <w:tcMar>
-              <w:top w:w="90" w:type="dxa"/>
+              <w:top w:w="55" w:type="dxa"/>
               <w:start w:w="100" w:type="dxa"/>
-              <w:bottom w:w="90" w:type="dxa"/>
+              <w:bottom w:w="55" w:type="dxa"/>
               <w:end w:w="100" w:type="dxa"/>
             </w:tcMar>
           </w:tcPr>
           <w:p>
             <w:r>
               <w:rPr>
-                <w:sz w:val="17"/>
+                <w:sz w:val="16"/>
               </w:rPr>
               <w:t>센서 스코프를 줄이고, 긴 전체 데이터 대신 슬롯별 읽기가 적용된 최신 버전 사용</w:t>
             </w:r>
@@ -5891,16 +5771,16 @@
             <w:vAlign w:val="center"/>
             <w:shd w:fill="FFFFFF"/>
             <w:tcMar>
-              <w:top w:w="90" w:type="dxa"/>
+              <w:top w:w="55" w:type="dxa"/>
               <w:start w:w="100" w:type="dxa"/>
-              <w:bottom w:w="90" w:type="dxa"/>
+              <w:bottom w:w="55" w:type="dxa"/>
               <w:end w:w="100" w:type="dxa"/>
             </w:tcMar>
           </w:tcPr>
           <w:p>
             <w:r>
               <w:rPr>
-                <w:sz w:val="17"/>
+                <w:sz w:val="16"/>
               </w:rPr>
               <w:t>Serial 또는 Telemetry 변경 후 단절</w:t>
             </w:r>
@@ -5912,16 +5792,16 @@
             <w:vAlign w:val="center"/>
             <w:shd w:fill="FFFFFF"/>
             <w:tcMar>
-              <w:top w:w="90" w:type="dxa"/>
+              <w:top w:w="55" w:type="dxa"/>
               <w:start w:w="100" w:type="dxa"/>
-              <w:bottom w:w="90" w:type="dxa"/>
+              <w:bottom w:w="55" w:type="dxa"/>
               <w:end w:w="100" w:type="dxa"/>
             </w:tcMar>
           </w:tcPr>
           <w:p>
             <w:r>
               <w:rPr>
-                <w:sz w:val="17"/>
+                <w:sz w:val="16"/>
               </w:rPr>
               <w:t>USB Configurator로 접속해 이전 UART와 프로토콜 설정으로 복구</w:t>
             </w:r>
@@ -5935,16 +5815,16 @@
             <w:vAlign w:val="center"/>
             <w:shd w:fill="F2F7FA"/>
             <w:tcMar>
-              <w:top w:w="90" w:type="dxa"/>
+              <w:top w:w="55" w:type="dxa"/>
               <w:start w:w="100" w:type="dxa"/>
-              <w:bottom w:w="90" w:type="dxa"/>
+              <w:bottom w:w="55" w:type="dxa"/>
               <w:end w:w="100" w:type="dxa"/>
             </w:tcMar>
           </w:tcPr>
           <w:p>
             <w:r>
               <w:rPr>
-                <w:sz w:val="17"/>
+                <w:sz w:val="16"/>
               </w:rPr>
               <w:t>RTN이 두 단계 이동</w:t>
             </w:r>
@@ -5956,16 +5836,16 @@
             <w:vAlign w:val="center"/>
             <w:shd w:fill="F2F7FA"/>
             <w:tcMar>
-              <w:top w:w="90" w:type="dxa"/>
+              <w:top w:w="55" w:type="dxa"/>
               <w:start w:w="100" w:type="dxa"/>
-              <w:bottom w:w="90" w:type="dxa"/>
+              <w:bottom w:w="55" w:type="dxa"/>
               <w:end w:w="100" w:type="dxa"/>
             </w:tcMar>
           </w:tcPr>
           <w:p>
             <w:r>
               <w:rPr>
-                <w:sz w:val="17"/>
+                <w:sz w:val="16"/>
               </w:rPr>
               <w:t>현재 창이 독립 화면인지 확인하고 최신 파일로 완전 교체</w:t>
             </w:r>
@@ -5973,11 +5853,6 @@
         </w:tc>
       </w:tr>
     </w:tbl>
-    <w:p>
-      <w:pPr>
-        <w:spacing w:after="20"/>
-      </w:pPr>
-    </w:p>
     <w:p>
       <w:pPr>
         <w:pStyle w:val="Heading2"/>
@@ -6032,11 +5907,6 @@
       </w:pPr>
       <w:r>
         <w:t>가능하면 화면 사진과 Configurator의 동일 설정 화면</w:t>
-      </w:r>
-    </w:p>
-    <w:p>
-      <w:r>
-        <w:br w:type="page"/>
       </w:r>
     </w:p>
     <w:p>
@@ -6596,6 +6466,7 @@
     <w:pPr>
       <w:keepNext/>
       <w:keepLines/>
+      <w:pageBreakBefore/>
       <w:spacing w:before="280" w:after="140"/>
       <w:outlineLvl w:val="0"/>
     </w:pPr>
